--- a/440_コアデータパーツ/docx/442_コアデータパーツ_住所・所在地（アドレス）.docx
+++ b/440_コアデータパーツ/docx/442_コアデータパーツ_住所・所在地（アドレス）.docx
@@ -1,6 +1,6 @@
 
 <file path=word/document.xml><?xml version="1.0" encoding="utf-8"?>
-<w:document xmlns:wpc="http://schemas.microsoft.com/office/word/2010/wordprocessingCanvas" xmlns:cx="http://schemas.microsoft.com/office/drawing/2014/chartex" xmlns:cx1="http://schemas.microsoft.com/office/drawing/2015/9/8/chartex" xmlns:cx2="http://schemas.microsoft.com/office/drawing/2015/10/21/chartex" xmlns:cx3="http://schemas.microsoft.com/office/drawing/2016/5/9/chartex" xmlns:cx4="http://schemas.microsoft.com/office/drawing/2016/5/10/chartex" xmlns:cx5="http://schemas.microsoft.com/office/drawing/2016/5/11/chartex" xmlns:cx6="http://schemas.microsoft.com/office/drawing/2016/5/12/chartex" xmlns:cx7="http://schemas.microsoft.com/office/drawing/2016/5/13/chartex" xmlns:cx8="http://schemas.microsoft.com/office/drawing/2016/5/14/chartex" xmlns:mc="http://schemas.openxmlformats.org/markup-compatibility/2006" xmlns:aink="http://schemas.microsoft.com/office/drawing/2016/ink" xmlns:am3d="http://schemas.microsoft.com/office/drawing/2017/model3d" xmlns:o="urn:schemas-microsoft-com:office:office" xmlns:oel="http://schemas.microsoft.com/office/2019/extlst" xmlns:r="http://schemas.openxmlformats.org/officeDocument/2006/relationships" xmlns:m="http://schemas.openxmlformats.org/officeDocument/2006/math" xmlns:v="urn:schemas-microsoft-com:vml" xmlns:wp14="http://schemas.microsoft.com/office/word/2010/wordprocessingDrawing" xmlns:wp="http://schemas.openxmlformats.org/drawingml/2006/wordprocessingDrawing" xmlns:w10="urn:schemas-microsoft-com:office:word" xmlns:w="http://schemas.openxmlformats.org/wordprocessingml/2006/main" xmlns:w14="http://schemas.microsoft.com/office/word/2010/wordml" xmlns:w15="http://schemas.microsoft.com/office/word/2012/wordml" xmlns:w16cex="http://schemas.microsoft.com/office/word/2018/wordml/cex" xmlns:w16cid="http://schemas.microsoft.com/office/word/2016/wordml/cid" xmlns:w16="http://schemas.microsoft.com/office/word/2018/wordml" xmlns:w16sdtdh="http://schemas.microsoft.com/office/word/2020/wordml/sdtdatahash" xmlns:w16se="http://schemas.microsoft.com/office/word/2015/wordml/symex" xmlns:wpg="http://schemas.microsoft.com/office/word/2010/wordprocessingGroup" xmlns:wpi="http://schemas.microsoft.com/office/word/2010/wordprocessingInk" xmlns:wne="http://schemas.microsoft.com/office/word/2006/wordml" xmlns:wps="http://schemas.microsoft.com/office/word/2010/wordprocessingShape" mc:Ignorable="w14 w15 w16se w16cid w16 w16cex w16sdtdh wp14">
+<w:document xmlns:wpc="http://schemas.microsoft.com/office/word/2010/wordprocessingCanvas" xmlns:cx="http://schemas.microsoft.com/office/drawing/2014/chartex" xmlns:cx1="http://schemas.microsoft.com/office/drawing/2015/9/8/chartex" xmlns:cx2="http://schemas.microsoft.com/office/drawing/2015/10/21/chartex" xmlns:cx3="http://schemas.microsoft.com/office/drawing/2016/5/9/chartex" xmlns:cx4="http://schemas.microsoft.com/office/drawing/2016/5/10/chartex" xmlns:cx5="http://schemas.microsoft.com/office/drawing/2016/5/11/chartex" xmlns:cx6="http://schemas.microsoft.com/office/drawing/2016/5/12/chartex" xmlns:cx7="http://schemas.microsoft.com/office/drawing/2016/5/13/chartex" xmlns:cx8="http://schemas.microsoft.com/office/drawing/2016/5/14/chartex" xmlns:mc="http://schemas.openxmlformats.org/markup-compatibility/2006" xmlns:aink="http://schemas.microsoft.com/office/drawing/2016/ink" xmlns:am3d="http://schemas.microsoft.com/office/drawing/2017/model3d" xmlns:o="urn:schemas-microsoft-com:office:office" xmlns:oel="http://schemas.microsoft.com/office/2019/extlst" xmlns:r="http://schemas.openxmlformats.org/officeDocument/2006/relationships" xmlns:m="http://schemas.openxmlformats.org/officeDocument/2006/math" xmlns:v="urn:schemas-microsoft-com:vml" xmlns:wp14="http://schemas.microsoft.com/office/word/2010/wordprocessingDrawing" xmlns:wp="http://schemas.openxmlformats.org/drawingml/2006/wordprocessingDrawing" xmlns:w10="urn:schemas-microsoft-com:office:word" xmlns:w="http://schemas.openxmlformats.org/wordprocessingml/2006/main" xmlns:w14="http://schemas.microsoft.com/office/word/2010/wordml" xmlns:w15="http://schemas.microsoft.com/office/word/2012/wordml" xmlns:w16cex="http://schemas.microsoft.com/office/word/2018/wordml/cex" xmlns:w16cid="http://schemas.microsoft.com/office/word/2016/wordml/cid" xmlns:w16="http://schemas.microsoft.com/office/word/2018/wordml" xmlns:w16du="http://schemas.microsoft.com/office/word/2023/wordml/word16du" xmlns:w16sdtdh="http://schemas.microsoft.com/office/word/2020/wordml/sdtdatahash" xmlns:w16sdtfl="http://schemas.microsoft.com/office/word/2024/wordml/sdtformatlock" xmlns:w16se="http://schemas.microsoft.com/office/word/2015/wordml/symex" xmlns:wpg="http://schemas.microsoft.com/office/word/2010/wordprocessingGroup" xmlns:wpi="http://schemas.microsoft.com/office/word/2010/wordprocessingInk" xmlns:wne="http://schemas.microsoft.com/office/word/2006/wordml" xmlns:wps="http://schemas.microsoft.com/office/word/2010/wordprocessingShape" mc:Ignorable="w14 w15 w16se w16cid w16 w16cex w16sdtdh w16sdtfl w16du wp14">
   <w:body>
     <w:p>
       <w:pPr>
@@ -80,7 +80,13 @@
         <w:rPr>
           <w:rFonts w:hint="eastAsia"/>
         </w:rPr>
-        <w:t>25</w:t>
+        <w:t>2</w:t>
+      </w:r>
+      <w:r>
+        <w:rPr>
+          <w:rFonts w:hint="eastAsia"/>
+        </w:rPr>
+        <w:t>6</w:t>
       </w:r>
       <w:r>
         <w:rPr>
@@ -92,7 +98,7 @@
         <w:rPr>
           <w:rFonts w:hint="eastAsia"/>
         </w:rPr>
-        <w:t>7</w:t>
+        <w:t>8</w:t>
       </w:r>
       <w:r>
         <w:rPr>
@@ -116,7 +122,7 @@
         <w:rPr>
           <w:rFonts w:hint="eastAsia"/>
         </w:rPr>
-        <w:t>25</w:t>
+        <w:t>17</w:t>
       </w:r>
       <w:r>
         <w:rPr>
@@ -5021,12 +5027,6 @@
         <w:rPr>
           <w:rFonts w:hint="eastAsia"/>
         </w:rPr>
-        <w:t>（平成28年国地達第10号）</w:t>
-      </w:r>
-      <w:r>
-        <w:rPr>
-          <w:rFonts w:hint="eastAsia"/>
-        </w:rPr>
         <w:t>の表記方法に準</w:t>
       </w:r>
       <w:r>
@@ -5260,14 +5260,12 @@
         </w:rPr>
         <w:t>「</w:t>
       </w:r>
-      <w:proofErr w:type="spellStart"/>
       <w:r>
         <w:rPr>
           <w:rFonts w:hint="eastAsia"/>
         </w:rPr>
         <w:t>ch</w:t>
       </w:r>
-      <w:proofErr w:type="spellEnd"/>
       <w:r>
         <w:rPr>
           <w:rFonts w:hint="eastAsia"/>
@@ -5369,35 +5367,7 @@
         <w:rPr>
           <w:rFonts w:hint="eastAsia"/>
         </w:rPr>
-        <w:t>音の「い」段の長音は、「</w:t>
-      </w:r>
-      <w:proofErr w:type="spellStart"/>
-      <w:r>
-        <w:rPr>
-          <w:rFonts w:hint="eastAsia"/>
-        </w:rPr>
-        <w:t>i</w:t>
-      </w:r>
-      <w:proofErr w:type="spellEnd"/>
-      <w:r>
-        <w:rPr>
-          <w:rFonts w:hint="eastAsia"/>
-        </w:rPr>
-        <w:t>」を重ねて表し、「えい」は「</w:t>
-      </w:r>
-      <w:proofErr w:type="spellStart"/>
-      <w:r>
-        <w:rPr>
-          <w:rFonts w:hint="eastAsia"/>
-        </w:rPr>
-        <w:t>ei</w:t>
-      </w:r>
-      <w:proofErr w:type="spellEnd"/>
-      <w:r>
-        <w:rPr>
-          <w:rFonts w:hint="eastAsia"/>
-        </w:rPr>
-        <w:t>」と書く</w:t>
+        <w:t>音の「い」段の長音は、「i」を重ねて表し、「えい」は「ei」と書く</w:t>
       </w:r>
     </w:p>
     <w:p>
@@ -5414,49 +5384,31 @@
           <w:rFonts w:hint="eastAsia"/>
         </w:rPr>
         <w:lastRenderedPageBreak/>
-        <w:t>表音のローマ字表記が「</w:t>
-      </w:r>
-      <w:proofErr w:type="spellStart"/>
-      <w:r>
-        <w:rPr>
-          <w:rFonts w:hint="eastAsia"/>
-        </w:rPr>
-        <w:t>ou</w:t>
-      </w:r>
-      <w:proofErr w:type="spellEnd"/>
-      <w:r>
-        <w:rPr>
-          <w:rFonts w:hint="eastAsia"/>
-        </w:rPr>
-        <w:t>」「</w:t>
-      </w:r>
-      <w:proofErr w:type="spellStart"/>
-      <w:r>
-        <w:rPr>
-          <w:rFonts w:hint="eastAsia"/>
-        </w:rPr>
-        <w:t>oo</w:t>
-      </w:r>
-      <w:proofErr w:type="spellEnd"/>
-      <w:r>
-        <w:rPr>
-          <w:rFonts w:hint="eastAsia"/>
-        </w:rPr>
-        <w:t>」「</w:t>
-      </w:r>
-      <w:proofErr w:type="spellStart"/>
-      <w:r>
-        <w:rPr>
-          <w:rFonts w:hint="eastAsia"/>
-        </w:rPr>
-        <w:t>uu</w:t>
-      </w:r>
-      <w:proofErr w:type="spellEnd"/>
-      <w:r>
-        <w:rPr>
-          <w:rFonts w:hint="eastAsia"/>
-        </w:rPr>
-        <w:t>」となるときに、対応する元の漢字が一文字の場合にはそれぞれ「o」「o」「u」に短縮するが、二文字に分かれる場合には短縮しない。ただし、短縮する表記が通用している場合に は、短縮してもよい</w:t>
+        <w:t>表音のローマ字表記が「ou」「oo」「uu」となる</w:t>
+      </w:r>
+      <w:r>
+        <w:rPr>
+          <w:rFonts w:hint="eastAsia"/>
+        </w:rPr>
+        <w:t>場合</w:t>
+      </w:r>
+      <w:r>
+        <w:rPr>
+          <w:rFonts w:hint="eastAsia"/>
+        </w:rPr>
+        <w:t>に、対応する元の漢字が一文字の場合にはそれぞれ「o」「o」「u」に短縮するが、二文字に分かれる</w:t>
+      </w:r>
+      <w:r>
+        <w:rPr>
+          <w:rFonts w:hint="eastAsia"/>
+        </w:rPr>
+        <w:t>とき</w:t>
+      </w:r>
+      <w:r>
+        <w:rPr>
+          <w:rFonts w:hint="eastAsia"/>
+        </w:rPr>
+        <w:t>には短縮しない。ただし、短縮する表記が通用している場合には、短縮してもよい</w:t>
       </w:r>
     </w:p>
     <w:p/>
@@ -5465,7 +5417,19 @@
         <w:rPr>
           <w:rFonts w:hint="eastAsia"/>
         </w:rPr>
-        <w:t>地名等の解釈又は発音の便宜上必要なときは、分かち書き</w:t>
+        <w:t>地名等の解釈又は発音の便宜上必要な</w:t>
+      </w:r>
+      <w:r>
+        <w:rPr>
+          <w:rFonts w:hint="eastAsia"/>
+        </w:rPr>
+        <w:t>場合に</w:t>
+      </w:r>
+      <w:r>
+        <w:rPr>
+          <w:rFonts w:hint="eastAsia"/>
+        </w:rPr>
+        <w:t>は、分かち書き</w:t>
       </w:r>
       <w:r>
         <w:rPr>
@@ -5527,7 +5491,19 @@
         <w:rPr>
           <w:rFonts w:hint="eastAsia"/>
         </w:rPr>
-        <w:t>一号及び二号の場合は、ハイフンの後ろの最初の文字を大文字にするものと</w:t>
+        <w:t>一号及び二号の</w:t>
+      </w:r>
+      <w:r>
+        <w:rPr>
+          <w:rFonts w:hint="eastAsia"/>
+        </w:rPr>
+        <w:t>とき</w:t>
+      </w:r>
+      <w:r>
+        <w:rPr>
+          <w:rFonts w:hint="eastAsia"/>
+        </w:rPr>
+        <w:t>は、ハイフンの後ろの最初の文字を大文字にするものと</w:t>
       </w:r>
       <w:r>
         <w:rPr>
@@ -5575,7 +5551,79 @@
         <w:rPr>
           <w:rFonts w:hint="eastAsia"/>
         </w:rPr>
-        <w:t>東、西、南及び北並びに上、中及び下並びに新、旧及び元など他の地名と相対的な関係を表す接頭語の後</w:t>
+        <w:t>東、西、南</w:t>
+      </w:r>
+      <w:r>
+        <w:rPr>
+          <w:rFonts w:hint="eastAsia"/>
+        </w:rPr>
+        <w:t>、</w:t>
+      </w:r>
+      <w:r>
+        <w:rPr>
+          <w:rFonts w:hint="eastAsia"/>
+        </w:rPr>
+        <w:t>北</w:t>
+      </w:r>
+      <w:r>
+        <w:rPr>
+          <w:rFonts w:hint="eastAsia"/>
+        </w:rPr>
+        <w:t>、</w:t>
+      </w:r>
+      <w:r>
+        <w:rPr>
+          <w:rFonts w:hint="eastAsia"/>
+        </w:rPr>
+        <w:t>上、中</w:t>
+      </w:r>
+      <w:r>
+        <w:rPr>
+          <w:rFonts w:hint="eastAsia"/>
+        </w:rPr>
+        <w:t>、</w:t>
+      </w:r>
+      <w:r>
+        <w:rPr>
+          <w:rFonts w:hint="eastAsia"/>
+        </w:rPr>
+        <w:t>下</w:t>
+      </w:r>
+      <w:r>
+        <w:rPr>
+          <w:rFonts w:hint="eastAsia"/>
+        </w:rPr>
+        <w:t>、</w:t>
+      </w:r>
+      <w:r>
+        <w:rPr>
+          <w:rFonts w:hint="eastAsia"/>
+        </w:rPr>
+        <w:t>新、旧</w:t>
+      </w:r>
+      <w:r>
+        <w:rPr>
+          <w:rFonts w:hint="eastAsia"/>
+        </w:rPr>
+        <w:t>、</w:t>
+      </w:r>
+      <w:r>
+        <w:rPr>
+          <w:rFonts w:hint="eastAsia"/>
+        </w:rPr>
+        <w:t>元</w:t>
+      </w:r>
+      <w:r>
+        <w:rPr>
+          <w:rFonts w:hint="eastAsia"/>
+        </w:rPr>
+        <w:t>その</w:t>
+      </w:r>
+      <w:r>
+        <w:rPr>
+          <w:rFonts w:hint="eastAsia"/>
+        </w:rPr>
+        <w:t>他の地名と相対的な関係を表す接頭語の後</w:t>
       </w:r>
     </w:p>
     <w:p>
@@ -5877,15 +5925,7 @@
         <w:t xml:space="preserve"> Kasum</w:t>
       </w:r>
       <w:r>
-        <w:t>igaseki, Chiyoda-</w:t>
-      </w:r>
-      <w:proofErr w:type="spellStart"/>
-      <w:r>
-        <w:t>ku</w:t>
-      </w:r>
-      <w:proofErr w:type="spellEnd"/>
-      <w:r>
-        <w:t>, Tokyo 100</w:t>
+        <w:t>igaseki, Chiyoda-ku, Tokyo 100</w:t>
       </w:r>
       <w:r>
         <w:t>8926, Japan</w:t>
@@ -6009,81 +6049,21 @@
         <w:rPr>
           <w:rFonts w:hint="eastAsia"/>
         </w:rPr>
-        <w:t>1-1 Minato-</w:t>
-      </w:r>
-      <w:proofErr w:type="spellStart"/>
-      <w:r>
-        <w:rPr>
-          <w:rFonts w:hint="eastAsia"/>
-        </w:rPr>
-        <w:t>cho</w:t>
-      </w:r>
-      <w:proofErr w:type="spellEnd"/>
-      <w:r>
-        <w:rPr>
-          <w:rFonts w:hint="eastAsia"/>
-        </w:rPr>
-        <w:t>,</w:t>
-      </w:r>
-      <w:r>
-        <w:t xml:space="preserve"> Naka-</w:t>
-      </w:r>
-      <w:proofErr w:type="spellStart"/>
-      <w:r>
-        <w:t>ku</w:t>
-      </w:r>
-      <w:proofErr w:type="spellEnd"/>
-      <w:r>
-        <w:t>, Yokohama-</w:t>
-      </w:r>
-      <w:proofErr w:type="spellStart"/>
-      <w:r>
-        <w:t>shi</w:t>
-      </w:r>
-      <w:proofErr w:type="spellEnd"/>
-      <w:r>
-        <w:t>, Kanagawa 2310017, Japan</w:t>
-      </w:r>
-    </w:p>
-    <w:p>
-      <w:r>
-        <w:rPr>
-          <w:rFonts w:hint="eastAsia"/>
-        </w:rPr>
-        <w:t>1-1 Minato-</w:t>
-      </w:r>
-      <w:proofErr w:type="spellStart"/>
-      <w:r>
-        <w:rPr>
-          <w:rFonts w:hint="eastAsia"/>
-        </w:rPr>
-        <w:t>cho</w:t>
-      </w:r>
-      <w:proofErr w:type="spellEnd"/>
-      <w:r>
-        <w:rPr>
-          <w:rFonts w:hint="eastAsia"/>
-        </w:rPr>
-        <w:t>,</w:t>
-      </w:r>
-      <w:r>
-        <w:t xml:space="preserve"> Naka-</w:t>
-      </w:r>
-      <w:proofErr w:type="spellStart"/>
-      <w:r>
-        <w:t>ku</w:t>
-      </w:r>
-      <w:proofErr w:type="spellEnd"/>
-      <w:r>
-        <w:t>, Yokohama-</w:t>
-      </w:r>
-      <w:proofErr w:type="spellStart"/>
-      <w:r>
-        <w:t>shi</w:t>
-      </w:r>
-      <w:proofErr w:type="spellEnd"/>
-      <w:r>
-        <w:t>, 2310017, Japan</w:t>
+        <w:t>1-1 Minato-cho,</w:t>
+      </w:r>
+      <w:r>
+        <w:t xml:space="preserve"> Naka-ku, Yokohama-shi, Kanagawa 2310017, Japan</w:t>
+      </w:r>
+    </w:p>
+    <w:p>
+      <w:r>
+        <w:rPr>
+          <w:rFonts w:hint="eastAsia"/>
+        </w:rPr>
+        <w:t>1-1 Minato-cho,</w:t>
+      </w:r>
+      <w:r>
+        <w:t xml:space="preserve"> Naka-ku, Yokohama-shi, 2310017, Japan</w:t>
       </w:r>
     </w:p>
     <w:p/>
@@ -6189,16 +6169,11 @@
         <w:t>Kita 1 Higashi 1-3</w:t>
       </w:r>
       <w:r>
-        <w:t xml:space="preserve">, </w:t>
-      </w:r>
-      <w:proofErr w:type="spellStart"/>
-      <w:r>
-        <w:t>Ashibetsu</w:t>
+        <w:t>, Ashibetsu</w:t>
       </w:r>
       <w:r>
         <w:t>-shi</w:t>
       </w:r>
-      <w:proofErr w:type="spellEnd"/>
       <w:r>
         <w:t>, Hokkaido 0758711, Japan</w:t>
       </w:r>
@@ -6288,36 +6263,14 @@
         <w:rPr>
           <w:kern w:val="0"/>
         </w:rPr>
-        <w:t>Kita 1 Nishi 2-1-1, Chuo-</w:t>
-      </w:r>
-      <w:proofErr w:type="spellStart"/>
+        <w:t>Kita 1 Nishi 2-1-1, Chuo-ku, Sapporo</w:t>
+      </w:r>
       <w:r>
         <w:rPr>
           <w:kern w:val="0"/>
         </w:rPr>
-        <w:t>ku</w:t>
-      </w:r>
-      <w:proofErr w:type="spellEnd"/>
-      <w:r>
-        <w:rPr>
-          <w:kern w:val="0"/>
-        </w:rPr>
-        <w:t>, Sapporo</w:t>
-      </w:r>
-      <w:r>
-        <w:rPr>
-          <w:kern w:val="0"/>
-        </w:rPr>
-        <w:t>-</w:t>
-      </w:r>
-      <w:proofErr w:type="spellStart"/>
-      <w:r>
-        <w:rPr>
-          <w:kern w:val="0"/>
-        </w:rPr>
-        <w:t>shi</w:t>
-      </w:r>
-      <w:proofErr w:type="spellEnd"/>
+        <w:t>-shi</w:t>
+      </w:r>
       <w:r>
         <w:rPr>
           <w:kern w:val="0"/>
@@ -6516,44 +6469,14 @@
         <w:rPr>
           <w:rFonts w:hint="eastAsia"/>
         </w:rPr>
-        <w:t>町村名は、各自治体固有部分の後に「-</w:t>
-      </w:r>
-      <w:proofErr w:type="spellStart"/>
-      <w:r>
-        <w:rPr>
-          <w:rFonts w:hint="eastAsia"/>
-        </w:rPr>
-        <w:t>shi</w:t>
-      </w:r>
-      <w:proofErr w:type="spellEnd"/>
-      <w:r>
-        <w:rPr>
-          <w:rFonts w:hint="eastAsia"/>
-        </w:rPr>
-        <w:t>」「-</w:t>
-      </w:r>
-      <w:proofErr w:type="spellStart"/>
-      <w:r>
-        <w:rPr>
-          <w:rFonts w:hint="eastAsia"/>
-        </w:rPr>
-        <w:t>ku</w:t>
-      </w:r>
-      <w:proofErr w:type="spellEnd"/>
-      <w:r>
-        <w:rPr>
-          <w:rFonts w:hint="eastAsia"/>
-        </w:rPr>
-        <w:t>」「-machi」「-</w:t>
-      </w:r>
-      <w:proofErr w:type="spellStart"/>
+        <w:t>町村名は、各自治体固有部分の後に「-shi」「-ku」「-machi」「-</w:t>
+      </w:r>
       <w:r>
         <w:rPr>
           <w:rFonts w:hint="eastAsia"/>
         </w:rPr>
         <w:t>cho</w:t>
       </w:r>
-      <w:proofErr w:type="spellEnd"/>
       <w:r>
         <w:rPr>
           <w:rFonts w:hint="eastAsia"/>
@@ -6898,15 +6821,7 @@
         <w:t>2-1-2</w:t>
       </w:r>
       <w:r>
-        <w:t xml:space="preserve"> Kasumigaseki, Chiyoda-</w:t>
-      </w:r>
-      <w:proofErr w:type="spellStart"/>
-      <w:r>
-        <w:t>ku</w:t>
-      </w:r>
-      <w:proofErr w:type="spellEnd"/>
-      <w:r>
-        <w:t>, Tokyo 100-8926, Japan</w:t>
+        <w:t xml:space="preserve"> Kasumigaseki, Chiyoda-ku, Tokyo 100-8926, Japan</w:t>
       </w:r>
     </w:p>
     <w:p>
@@ -7207,13 +7122,8 @@
               <w:t>C</w:t>
             </w:r>
             <w:r>
-              <w:t>hiyoda-</w:t>
-            </w:r>
-            <w:proofErr w:type="spellStart"/>
-            <w:r>
-              <w:t>ku</w:t>
-            </w:r>
-            <w:proofErr w:type="spellEnd"/>
+              <w:t>hiyoda-ku</w:t>
+            </w:r>
           </w:p>
         </w:tc>
       </w:tr>
@@ -7277,16 +7187,21 @@
           <w:p>
             <w:pPr>
               <w:pStyle w:val="aff8"/>
+              <w:rPr>
+                <w:lang w:eastAsia="zh-TW"/>
+              </w:rPr>
             </w:pPr>
             <w:r>
               <w:rPr>
                 <w:rFonts w:hint="eastAsia"/>
+                <w:lang w:eastAsia="zh-TW"/>
               </w:rPr>
               <w:t>建物名等（方書）</w:t>
             </w:r>
             <w:r>
               <w:rPr>
                 <w:rFonts w:hint="eastAsia"/>
+                <w:lang w:eastAsia="zh-TW"/>
               </w:rPr>
               <w:t>_英語表記</w:t>
             </w:r>
@@ -7655,13 +7570,13 @@
               <w:rPr>
                 <w:rFonts w:hint="eastAsia"/>
               </w:rPr>
-              <w:t>都道府県_</w:t>
+              <w:t>都道府県</w:t>
             </w:r>
             <w:r>
               <w:rPr>
                 <w:rFonts w:hint="eastAsia"/>
               </w:rPr>
-              <w:t>読み仮名</w:t>
+              <w:t>（カナ）</w:t>
             </w:r>
           </w:p>
         </w:tc>
@@ -7698,13 +7613,13 @@
               <w:rPr>
                 <w:rFonts w:hint="eastAsia"/>
               </w:rPr>
-              <w:t>市区町村_</w:t>
+              <w:t>市区町村</w:t>
             </w:r>
             <w:r>
               <w:rPr>
                 <w:rFonts w:hint="eastAsia"/>
               </w:rPr>
-              <w:t>読み仮名</w:t>
+              <w:t>（カナ）</w:t>
             </w:r>
           </w:p>
         </w:tc>
@@ -7741,13 +7656,13 @@
               <w:rPr>
                 <w:rFonts w:hint="eastAsia"/>
               </w:rPr>
-              <w:t>町字以下_</w:t>
+              <w:t>町字以下</w:t>
             </w:r>
             <w:r>
               <w:rPr>
                 <w:rFonts w:hint="eastAsia"/>
               </w:rPr>
-              <w:t>読み仮名</w:t>
+              <w:t>（カナ）</w:t>
             </w:r>
           </w:p>
         </w:tc>
@@ -8614,28 +8529,40 @@
           <w:p>
             <w:pPr>
               <w:pStyle w:val="aff8"/>
+              <w:rPr>
+                <w:lang w:eastAsia="zh-TW"/>
+              </w:rPr>
             </w:pPr>
             <w:r>
               <w:rPr>
                 <w:rFonts w:hint="eastAsia"/>
+                <w:lang w:eastAsia="zh-TW"/>
               </w:rPr>
               <w:t>一丁目1番地1号〇〇住宅</w:t>
             </w:r>
             <w:r>
+              <w:rPr>
+                <w:lang w:eastAsia="zh-TW"/>
+              </w:rPr>
               <w:t>A</w:t>
             </w:r>
             <w:r>
               <w:rPr>
                 <w:rFonts w:hint="eastAsia"/>
+                <w:lang w:eastAsia="zh-TW"/>
               </w:rPr>
               <w:t>棟1</w:t>
             </w:r>
             <w:r>
+              <w:rPr>
+                <w:lang w:eastAsia="zh-TW"/>
+              </w:rPr>
               <w:t>0</w:t>
             </w:r>
             <w:r>
               <w:rPr>
                 <w:rFonts w:hint="eastAsia"/>
+                <w:lang w:eastAsia="zh-TW"/>
               </w:rPr>
               <w:t>1号室</w:t>
             </w:r>
@@ -8954,21 +8881,7 @@
         <w:rPr>
           <w:rFonts w:hint="eastAsia"/>
         </w:rPr>
-        <w:t>「-</w:t>
-      </w:r>
-      <w:proofErr w:type="spellStart"/>
-      <w:r>
-        <w:rPr>
-          <w:rFonts w:hint="eastAsia"/>
-        </w:rPr>
-        <w:t>shi</w:t>
-      </w:r>
-      <w:proofErr w:type="spellEnd"/>
-      <w:r>
-        <w:rPr>
-          <w:rFonts w:hint="eastAsia"/>
-        </w:rPr>
-        <w:t>」等の表音による</w:t>
+        <w:t>「-shi」等の表音による</w:t>
       </w:r>
       <w:r>
         <w:rPr>
@@ -9133,7 +9046,6 @@
             <w:pPr>
               <w:pStyle w:val="aff8"/>
             </w:pPr>
-            <w:proofErr w:type="spellStart"/>
             <w:r>
               <w:rPr>
                 <w:rFonts w:hint="eastAsia"/>
@@ -9143,7 +9055,6 @@
             <w:r>
               <w:t>otenba</w:t>
             </w:r>
-            <w:proofErr w:type="spellEnd"/>
           </w:p>
         </w:tc>
       </w:tr>
@@ -9160,22 +9071,7 @@
               <w:rPr>
                 <w:rFonts w:hint="eastAsia"/>
               </w:rPr>
-              <w:t>国土</w:t>
-            </w:r>
-            <w:r>
-              <w:rPr>
-                <w:rFonts w:hint="eastAsia"/>
-              </w:rPr>
-              <w:t>地理院</w:t>
-            </w:r>
-            <w:r>
-              <w:rPr>
-                <w:rFonts w:hint="eastAsia"/>
-              </w:rPr>
-              <w:t>地名集日本2</w:t>
-            </w:r>
-            <w:r>
-              <w:t>007</w:t>
+              <w:t>地名集日本</w:t>
             </w:r>
           </w:p>
         </w:tc>
@@ -9187,7 +9083,6 @@
             <w:pPr>
               <w:pStyle w:val="aff8"/>
             </w:pPr>
-            <w:proofErr w:type="spellStart"/>
             <w:r>
               <w:rPr>
                 <w:rFonts w:hint="eastAsia"/>
@@ -9197,7 +9092,47 @@
             <w:r>
               <w:t>otenba</w:t>
             </w:r>
-            <w:proofErr w:type="spellEnd"/>
+          </w:p>
+        </w:tc>
+      </w:tr>
+      <w:tr>
+        <w:tc>
+          <w:tcPr>
+            <w:tcW w:w="4247" w:type="dxa"/>
+          </w:tcPr>
+          <w:p>
+            <w:pPr>
+              <w:pStyle w:val="aff8"/>
+              <w:rPr>
+                <w:lang w:eastAsia="zh-TW"/>
+              </w:rPr>
+            </w:pPr>
+            <w:r>
+              <w:rPr>
+                <w:rFonts w:hint="eastAsia"/>
+                <w:lang w:eastAsia="zh-TW"/>
+              </w:rPr>
+              <w:t>総務省国勢調査（地域一覧）</w:t>
+            </w:r>
+          </w:p>
+        </w:tc>
+        <w:tc>
+          <w:tcPr>
+            <w:tcW w:w="4247" w:type="dxa"/>
+          </w:tcPr>
+          <w:p>
+            <w:pPr>
+              <w:pStyle w:val="aff8"/>
+            </w:pPr>
+            <w:r>
+              <w:rPr>
+                <w:rFonts w:hint="eastAsia"/>
+              </w:rPr>
+              <w:t>G</w:t>
+            </w:r>
+            <w:r>
+              <w:t>otemba</w:t>
+            </w:r>
           </w:p>
         </w:tc>
       </w:tr>
@@ -9214,7 +9149,16 @@
               <w:rPr>
                 <w:rFonts w:hint="eastAsia"/>
               </w:rPr>
-              <w:t>総務省国勢調査（地域一覧）</w:t>
+              <w:t>御殿場市役所W</w:t>
+            </w:r>
+            <w:r>
+              <w:t>eb</w:t>
+            </w:r>
+            <w:r>
+              <w:rPr>
+                <w:rFonts w:hint="eastAsia"/>
+              </w:rPr>
+              <w:t>ページ</w:t>
             </w:r>
           </w:p>
         </w:tc>
@@ -9226,17 +9170,9 @@
             <w:pPr>
               <w:pStyle w:val="aff8"/>
             </w:pPr>
-            <w:proofErr w:type="spellStart"/>
-            <w:r>
-              <w:rPr>
-                <w:rFonts w:hint="eastAsia"/>
-              </w:rPr>
-              <w:t>G</w:t>
-            </w:r>
-            <w:r>
-              <w:t>otemba</w:t>
-            </w:r>
-            <w:proofErr w:type="spellEnd"/>
+            <w:r>
+              <w:t>Gotemba</w:t>
+            </w:r>
           </w:p>
         </w:tc>
       </w:tr>
@@ -9253,16 +9189,7 @@
               <w:rPr>
                 <w:rFonts w:hint="eastAsia"/>
               </w:rPr>
-              <w:t>御殿場市役所W</w:t>
-            </w:r>
-            <w:r>
-              <w:t>eb</w:t>
-            </w:r>
-            <w:r>
-              <w:rPr>
-                <w:rFonts w:hint="eastAsia"/>
-              </w:rPr>
-              <w:t>ページ</w:t>
+              <w:t>御殿場警察署</w:t>
             </w:r>
           </w:p>
         </w:tc>
@@ -9274,11 +9201,15 @@
             <w:pPr>
               <w:pStyle w:val="aff8"/>
             </w:pPr>
-            <w:proofErr w:type="spellStart"/>
-            <w:r>
-              <w:t>Gotemba</w:t>
-            </w:r>
-            <w:proofErr w:type="spellEnd"/>
+            <w:r>
+              <w:rPr>
+                <w:rFonts w:hint="eastAsia"/>
+              </w:rPr>
+              <w:t>G</w:t>
+            </w:r>
+            <w:r>
+              <w:t>otenba</w:t>
+            </w:r>
           </w:p>
         </w:tc>
       </w:tr>
@@ -9295,7 +9226,7 @@
               <w:rPr>
                 <w:rFonts w:hint="eastAsia"/>
               </w:rPr>
-              <w:t>御殿場警察署</w:t>
+              <w:t>御殿場駅</w:t>
             </w:r>
           </w:p>
         </w:tc>
@@ -9307,7 +9238,6 @@
             <w:pPr>
               <w:pStyle w:val="aff8"/>
             </w:pPr>
-            <w:proofErr w:type="spellStart"/>
             <w:r>
               <w:rPr>
                 <w:rFonts w:hint="eastAsia"/>
@@ -9315,9 +9245,8 @@
               <w:t>G</w:t>
             </w:r>
             <w:r>
-              <w:t>otenba</w:t>
-            </w:r>
-            <w:proofErr w:type="spellEnd"/>
+              <w:t>otemba</w:t>
+            </w:r>
           </w:p>
         </w:tc>
       </w:tr>
@@ -9334,7 +9263,8 @@
               <w:rPr>
                 <w:rFonts w:hint="eastAsia"/>
               </w:rPr>
-              <w:t>御殿場駅</w:t>
+              <w:lastRenderedPageBreak/>
+              <w:t>御殿場インターチェンジ</w:t>
             </w:r>
           </w:p>
         </w:tc>
@@ -9346,7 +9276,6 @@
             <w:pPr>
               <w:pStyle w:val="aff8"/>
             </w:pPr>
-            <w:proofErr w:type="spellStart"/>
             <w:r>
               <w:rPr>
                 <w:rFonts w:hint="eastAsia"/>
@@ -9354,49 +9283,8 @@
               <w:t>G</w:t>
             </w:r>
             <w:r>
-              <w:t>otemba</w:t>
-            </w:r>
-            <w:proofErr w:type="spellEnd"/>
-          </w:p>
-        </w:tc>
-      </w:tr>
-      <w:tr>
-        <w:tc>
-          <w:tcPr>
-            <w:tcW w:w="4247" w:type="dxa"/>
-          </w:tcPr>
-          <w:p>
-            <w:pPr>
-              <w:pStyle w:val="aff8"/>
-            </w:pPr>
-            <w:r>
-              <w:rPr>
-                <w:rFonts w:hint="eastAsia"/>
-              </w:rPr>
-              <w:lastRenderedPageBreak/>
-              <w:t>御殿場インターチェンジ</w:t>
-            </w:r>
-          </w:p>
-        </w:tc>
-        <w:tc>
-          <w:tcPr>
-            <w:tcW w:w="4247" w:type="dxa"/>
-          </w:tcPr>
-          <w:p>
-            <w:pPr>
-              <w:pStyle w:val="aff8"/>
-            </w:pPr>
-            <w:proofErr w:type="spellStart"/>
-            <w:r>
-              <w:rPr>
-                <w:rFonts w:hint="eastAsia"/>
-              </w:rPr>
-              <w:t>G</w:t>
-            </w:r>
-            <w:r>
               <w:t>otenba</w:t>
             </w:r>
-            <w:proofErr w:type="spellEnd"/>
           </w:p>
         </w:tc>
       </w:tr>
@@ -9500,23 +9388,10 @@
     </w:p>
     <w:p>
       <w:r>
-        <w:t xml:space="preserve">2-3-1 </w:t>
-      </w:r>
-      <w:proofErr w:type="spellStart"/>
-      <w:r>
-        <w:t>Otemachi</w:t>
-      </w:r>
-      <w:proofErr w:type="spellEnd"/>
-      <w:r>
-        <w:t>, Chiyoda-</w:t>
-      </w:r>
-      <w:proofErr w:type="spellStart"/>
-      <w:r>
-        <w:t>ku</w:t>
-      </w:r>
-      <w:proofErr w:type="spellEnd"/>
-      <w:r>
-        <w:t xml:space="preserve">, Tokyo </w:t>
+        <w:t>2-3-1 Otemachi</w:t>
+      </w:r>
+      <w:r>
+        <w:t xml:space="preserve">, Chiyoda-ku, Tokyo </w:t>
       </w:r>
       <w:r>
         <w:rPr>
@@ -9535,15 +9410,7 @@
     </w:p>
     <w:p>
       <w:r>
-        <w:t>2-1-3 Kasumigaseki, Chiyoda-</w:t>
-      </w:r>
-      <w:proofErr w:type="spellStart"/>
-      <w:r>
-        <w:t>ku</w:t>
-      </w:r>
-      <w:proofErr w:type="spellEnd"/>
-      <w:r>
-        <w:t>, Tokyo 100-8918</w:t>
+        <w:t>2-1-3 Kasumigaseki, Chiyoda-ku, Tokyo 100-8918</w:t>
       </w:r>
     </w:p>
     <w:p>
@@ -9574,21 +9441,7 @@
         <w:rPr>
           <w:rFonts w:hint="eastAsia"/>
         </w:rPr>
-        <w:t>asumigaseki 2-chome, Chiyoda-</w:t>
-      </w:r>
-      <w:proofErr w:type="spellStart"/>
-      <w:r>
-        <w:rPr>
-          <w:rFonts w:hint="eastAsia"/>
-        </w:rPr>
-        <w:t>ku</w:t>
-      </w:r>
-      <w:proofErr w:type="spellEnd"/>
-      <w:r>
-        <w:rPr>
-          <w:rFonts w:hint="eastAsia"/>
-        </w:rPr>
-        <w:t>.</w:t>
+        <w:t>asumigaseki 2-chome, Chiyoda-ku.</w:t>
       </w:r>
       <w:r>
         <w:rPr>
@@ -9645,15 +9498,7 @@
         <w:t>Kasumigaseki</w:t>
       </w:r>
       <w:r>
-        <w:t>, Chiyoda-</w:t>
-      </w:r>
-      <w:proofErr w:type="spellStart"/>
-      <w:r>
-        <w:t>ku</w:t>
-      </w:r>
-      <w:proofErr w:type="spellEnd"/>
-      <w:r>
-        <w:t>, Tokyo 100-8926, Japan</w:t>
+        <w:t>, Chiyoda-ku, Tokyo 100-8926, Japan</w:t>
       </w:r>
     </w:p>
     <w:p>
@@ -9663,50 +9508,16 @@
         </w:rPr>
         <w:t>国土地理院</w:t>
       </w:r>
-    </w:p>
-    <w:p>
-      <w:proofErr w:type="spellStart"/>
-      <w:r>
-        <w:t>Kudan</w:t>
-      </w:r>
-      <w:proofErr w:type="spellEnd"/>
-      <w:r>
-        <w:t xml:space="preserve"> </w:t>
-      </w:r>
-      <w:proofErr w:type="spellStart"/>
-      <w:r>
-        <w:t>Daini</w:t>
-      </w:r>
-      <w:proofErr w:type="spellEnd"/>
-      <w:r>
-        <w:t xml:space="preserve"> Government Building,</w:t>
-      </w:r>
-    </w:p>
-    <w:p>
-      <w:r>
-        <w:t xml:space="preserve"> </w:t>
-      </w:r>
-      <w:r>
-        <w:t xml:space="preserve"> </w:t>
-      </w:r>
-      <w:r>
-        <w:t xml:space="preserve">1-1-15, </w:t>
-      </w:r>
-      <w:proofErr w:type="spellStart"/>
-      <w:r>
-        <w:t>Kudanminami</w:t>
-      </w:r>
-      <w:proofErr w:type="spellEnd"/>
-      <w:r>
-        <w:t>, Chiyoda-</w:t>
-      </w:r>
-      <w:proofErr w:type="spellStart"/>
-      <w:r>
-        <w:t>ku</w:t>
-      </w:r>
-      <w:proofErr w:type="spellEnd"/>
-      <w:r>
-        <w:t>, Tokyo 102-0074</w:t>
+      <w:r>
+        <w:rPr>
+          <w:rFonts w:hint="eastAsia"/>
+        </w:rPr>
+        <w:t>Webサイト</w:t>
+      </w:r>
+    </w:p>
+    <w:p>
+      <w:r>
+        <w:t>1, Kitasato, Tsukuba 305-0811</w:t>
       </w:r>
     </w:p>
     <w:p>
@@ -9940,7 +9751,7 @@
                 <w:sz w:val="18"/>
                 <w:szCs w:val="18"/>
               </w:rPr>
-              <w:t>5</w:t>
+              <w:t>6</w:t>
             </w:r>
             <w:r>
               <w:rPr>
@@ -9956,7 +9767,7 @@
                 <w:sz w:val="18"/>
                 <w:szCs w:val="18"/>
               </w:rPr>
-              <w:t>25</w:t>
+              <w:t>17</w:t>
             </w:r>
             <w:r>
               <w:rPr>
@@ -9988,7 +9799,7 @@
                 <w:sz w:val="18"/>
                 <w:szCs w:val="18"/>
               </w:rPr>
-              <w:t>全体</w:t>
+              <w:t>5.読み仮名</w:t>
             </w:r>
           </w:p>
         </w:tc>
@@ -10012,53 +9823,7 @@
                 <w:sz w:val="18"/>
                 <w:szCs w:val="18"/>
               </w:rPr>
-              <w:t>住所の</w:t>
-            </w:r>
-            <w:r>
-              <w:rPr>
-                <w:rFonts w:asciiTheme="minorEastAsia" w:eastAsiaTheme="minorEastAsia" w:hAnsiTheme="minorEastAsia" w:hint="eastAsia"/>
-                <w:sz w:val="18"/>
-                <w:szCs w:val="18"/>
-              </w:rPr>
-              <w:t>３項目で管理する形式を追加</w:t>
-            </w:r>
-          </w:p>
-          <w:p>
-            <w:pPr>
-              <w:pStyle w:val="a0"/>
-              <w:ind w:firstLineChars="0" w:firstLine="0"/>
-              <w:rPr>
-                <w:rFonts w:asciiTheme="minorEastAsia" w:eastAsiaTheme="minorEastAsia" w:hAnsiTheme="minorEastAsia"/>
-                <w:sz w:val="18"/>
-                <w:szCs w:val="18"/>
-              </w:rPr>
-            </w:pPr>
-            <w:r>
-              <w:rPr>
-                <w:rFonts w:asciiTheme="minorEastAsia" w:eastAsiaTheme="minorEastAsia" w:hAnsiTheme="minorEastAsia" w:hint="eastAsia"/>
-                <w:sz w:val="18"/>
-                <w:szCs w:val="18"/>
-              </w:rPr>
-              <w:t>住所の正規化ツールの追加</w:t>
-            </w:r>
-          </w:p>
-          <w:p>
-            <w:pPr>
-              <w:pStyle w:val="a0"/>
-              <w:ind w:firstLineChars="0" w:firstLine="0"/>
-              <w:rPr>
-                <w:rFonts w:asciiTheme="minorEastAsia" w:eastAsiaTheme="minorEastAsia" w:hAnsiTheme="minorEastAsia"/>
-                <w:sz w:val="18"/>
-                <w:szCs w:val="18"/>
-              </w:rPr>
-            </w:pPr>
-            <w:r>
-              <w:rPr>
-                <w:rFonts w:asciiTheme="minorEastAsia" w:eastAsiaTheme="minorEastAsia" w:hAnsiTheme="minorEastAsia" w:hint="eastAsia"/>
-                <w:sz w:val="18"/>
-                <w:szCs w:val="18"/>
-              </w:rPr>
-              <w:t>英語表記・読み仮名を追加</w:t>
+              <w:t>読み仮名の項目名を仮名からカナに変更</w:t>
             </w:r>
           </w:p>
         </w:tc>
@@ -10093,7 +9858,7 @@
                 <w:sz w:val="18"/>
                 <w:szCs w:val="18"/>
               </w:rPr>
-              <w:t>022</w:t>
+              <w:t>02</w:t>
             </w:r>
             <w:r>
               <w:rPr>
@@ -10101,15 +9866,23 @@
                 <w:sz w:val="18"/>
                 <w:szCs w:val="18"/>
               </w:rPr>
-              <w:t>年3月3</w:t>
-            </w:r>
-            <w:r>
-              <w:rPr>
-                <w:rFonts w:asciiTheme="minorEastAsia" w:eastAsiaTheme="minorEastAsia" w:hAnsiTheme="minorEastAsia"/>
+              <w:t>5</w:t>
+            </w:r>
+            <w:r>
+              <w:rPr>
+                <w:rFonts w:asciiTheme="minorEastAsia" w:eastAsiaTheme="minorEastAsia" w:hAnsiTheme="minorEastAsia" w:hint="eastAsia"/>
                 <w:sz w:val="18"/>
                 <w:szCs w:val="18"/>
               </w:rPr>
-              <w:t>1</w:t>
+              <w:t>年3月</w:t>
+            </w:r>
+            <w:r>
+              <w:rPr>
+                <w:rFonts w:asciiTheme="minorEastAsia" w:eastAsiaTheme="minorEastAsia" w:hAnsiTheme="minorEastAsia" w:hint="eastAsia"/>
+                <w:sz w:val="18"/>
+                <w:szCs w:val="18"/>
+              </w:rPr>
+              <w:t>25</w:t>
             </w:r>
             <w:r>
               <w:rPr>
@@ -10137,47 +9910,11 @@
             </w:pPr>
             <w:r>
               <w:rPr>
-                <w:rFonts w:asciiTheme="minorEastAsia" w:eastAsiaTheme="minorEastAsia" w:hAnsiTheme="minorEastAsia"/>
-                <w:sz w:val="18"/>
-                <w:szCs w:val="18"/>
-              </w:rPr>
-              <w:t>P5</w:t>
-            </w:r>
-            <w:r>
-              <w:rPr>
                 <w:rFonts w:asciiTheme="minorEastAsia" w:eastAsiaTheme="minorEastAsia" w:hAnsiTheme="minorEastAsia" w:hint="eastAsia"/>
                 <w:sz w:val="18"/>
                 <w:szCs w:val="18"/>
               </w:rPr>
-              <w:t>、P</w:t>
-            </w:r>
-            <w:r>
-              <w:rPr>
-                <w:rFonts w:asciiTheme="minorEastAsia" w:eastAsiaTheme="minorEastAsia" w:hAnsiTheme="minorEastAsia"/>
-                <w:sz w:val="18"/>
-                <w:szCs w:val="18"/>
-              </w:rPr>
-              <w:t>11</w:t>
-            </w:r>
-          </w:p>
-          <w:p>
-            <w:pPr>
-              <w:pStyle w:val="a0"/>
-              <w:ind w:firstLineChars="0" w:firstLine="0"/>
-              <w:rPr>
-                <w:rFonts w:asciiTheme="minorEastAsia" w:eastAsiaTheme="minorEastAsia" w:hAnsiTheme="minorEastAsia"/>
-                <w:sz w:val="18"/>
-                <w:szCs w:val="18"/>
-              </w:rPr>
-            </w:pPr>
-            <w:r>
-              <w:rPr>
-                <w:rFonts w:asciiTheme="minorEastAsia" w:eastAsiaTheme="minorEastAsia" w:hAnsiTheme="minorEastAsia"/>
-                <w:sz w:val="18"/>
-                <w:szCs w:val="18"/>
-              </w:rPr>
-              <w:br/>
-              <w:t>P3</w:t>
+              <w:t>全体</w:t>
             </w:r>
           </w:p>
         </w:tc>
@@ -10201,47 +9938,45 @@
                 <w:sz w:val="18"/>
                 <w:szCs w:val="18"/>
               </w:rPr>
-              <w:t>アドレス・ベース・レジストリによる町字I</w:t>
-            </w:r>
-            <w:r>
+              <w:t>住所の３項目で管理する形式を追加</w:t>
+            </w:r>
+          </w:p>
+          <w:p>
+            <w:pPr>
+              <w:pStyle w:val="a0"/>
+              <w:ind w:firstLineChars="0" w:firstLine="0"/>
               <w:rPr>
                 <w:rFonts w:asciiTheme="minorEastAsia" w:eastAsiaTheme="minorEastAsia" w:hAnsiTheme="minorEastAsia"/>
                 <w:sz w:val="18"/>
                 <w:szCs w:val="18"/>
               </w:rPr>
-              <w:t>D</w:t>
-            </w:r>
+            </w:pPr>
             <w:r>
               <w:rPr>
                 <w:rFonts w:asciiTheme="minorEastAsia" w:eastAsiaTheme="minorEastAsia" w:hAnsiTheme="minorEastAsia" w:hint="eastAsia"/>
                 <w:sz w:val="18"/>
                 <w:szCs w:val="18"/>
               </w:rPr>
-              <w:t>の整備に伴い記載を変更</w:t>
-            </w:r>
-            <w:r>
+              <w:t>住所の正規化ツールの追加</w:t>
+            </w:r>
+          </w:p>
+          <w:p>
+            <w:pPr>
+              <w:pStyle w:val="a0"/>
+              <w:ind w:firstLineChars="0" w:firstLine="0"/>
               <w:rPr>
                 <w:rFonts w:asciiTheme="minorEastAsia" w:eastAsiaTheme="minorEastAsia" w:hAnsiTheme="minorEastAsia"/>
                 <w:sz w:val="18"/>
                 <w:szCs w:val="18"/>
               </w:rPr>
-              <w:br/>
-            </w:r>
+            </w:pPr>
             <w:r>
               <w:rPr>
                 <w:rFonts w:asciiTheme="minorEastAsia" w:eastAsiaTheme="minorEastAsia" w:hAnsiTheme="minorEastAsia" w:hint="eastAsia"/>
                 <w:sz w:val="18"/>
                 <w:szCs w:val="18"/>
               </w:rPr>
-              <w:t>アドレス・ベース・レジストリの管理方法に倣い4個のデータ項目で管理する場合を</w:t>
-            </w:r>
-            <w:r>
-              <w:rPr>
-                <w:rFonts w:asciiTheme="minorEastAsia" w:eastAsiaTheme="minorEastAsia" w:hAnsiTheme="minorEastAsia" w:hint="eastAsia"/>
-                <w:sz w:val="18"/>
-                <w:szCs w:val="18"/>
-              </w:rPr>
-              <w:t>記載</w:t>
+              <w:t>英語表記・読み仮名を追加</w:t>
             </w:r>
           </w:p>
         </w:tc>
@@ -10268,7 +10003,15 @@
                 <w:sz w:val="18"/>
                 <w:szCs w:val="18"/>
               </w:rPr>
-              <w:t>2021年</w:t>
+              <w:t>2</w:t>
+            </w:r>
+            <w:r>
+              <w:rPr>
+                <w:rFonts w:asciiTheme="minorEastAsia" w:eastAsiaTheme="minorEastAsia" w:hAnsiTheme="minorEastAsia"/>
+                <w:sz w:val="18"/>
+                <w:szCs w:val="18"/>
+              </w:rPr>
+              <w:t>022</w:t>
             </w:r>
             <w:r>
               <w:rPr>
@@ -10276,23 +10019,15 @@
                 <w:sz w:val="18"/>
                 <w:szCs w:val="18"/>
               </w:rPr>
-              <w:t>6</w:t>
-            </w:r>
-            <w:r>
-              <w:rPr>
-                <w:rFonts w:asciiTheme="minorEastAsia" w:eastAsiaTheme="minorEastAsia" w:hAnsiTheme="minorEastAsia" w:hint="eastAsia"/>
+              <w:t>年3月3</w:t>
+            </w:r>
+            <w:r>
+              <w:rPr>
+                <w:rFonts w:asciiTheme="minorEastAsia" w:eastAsiaTheme="minorEastAsia" w:hAnsiTheme="minorEastAsia"/>
                 <w:sz w:val="18"/>
                 <w:szCs w:val="18"/>
               </w:rPr>
-              <w:t>月</w:t>
-            </w:r>
-            <w:r>
-              <w:rPr>
-                <w:rFonts w:asciiTheme="minorEastAsia" w:eastAsiaTheme="minorEastAsia" w:hAnsiTheme="minorEastAsia" w:hint="eastAsia"/>
-                <w:sz w:val="18"/>
-                <w:szCs w:val="18"/>
-              </w:rPr>
-              <w:t>4</w:t>
+              <w:t>1</w:t>
             </w:r>
             <w:r>
               <w:rPr>
@@ -10320,11 +10055,27 @@
             </w:pPr>
             <w:r>
               <w:rPr>
+                <w:rFonts w:asciiTheme="minorEastAsia" w:eastAsiaTheme="minorEastAsia" w:hAnsiTheme="minorEastAsia"/>
+                <w:sz w:val="18"/>
+                <w:szCs w:val="18"/>
+              </w:rPr>
+              <w:t>P5</w:t>
+            </w:r>
+            <w:r>
+              <w:rPr>
                 <w:rFonts w:asciiTheme="minorEastAsia" w:eastAsiaTheme="minorEastAsia" w:hAnsiTheme="minorEastAsia" w:hint="eastAsia"/>
                 <w:sz w:val="18"/>
                 <w:szCs w:val="18"/>
               </w:rPr>
-              <w:t>P1</w:t>
+              <w:t>、P</w:t>
+            </w:r>
+            <w:r>
+              <w:rPr>
+                <w:rFonts w:asciiTheme="minorEastAsia" w:eastAsiaTheme="minorEastAsia" w:hAnsiTheme="minorEastAsia"/>
+                <w:sz w:val="18"/>
+                <w:szCs w:val="18"/>
+              </w:rPr>
+              <w:t>11</w:t>
             </w:r>
           </w:p>
           <w:p>
@@ -10337,89 +10088,14 @@
                 <w:szCs w:val="18"/>
               </w:rPr>
             </w:pPr>
-          </w:p>
-          <w:p>
-            <w:pPr>
-              <w:pStyle w:val="a0"/>
-              <w:ind w:firstLineChars="0" w:firstLine="0"/>
+            <w:r>
               <w:rPr>
                 <w:rFonts w:asciiTheme="minorEastAsia" w:eastAsiaTheme="minorEastAsia" w:hAnsiTheme="minorEastAsia"/>
                 <w:sz w:val="18"/>
                 <w:szCs w:val="18"/>
               </w:rPr>
-            </w:pPr>
-            <w:r>
-              <w:rPr>
-                <w:rFonts w:asciiTheme="minorEastAsia" w:eastAsiaTheme="minorEastAsia" w:hAnsiTheme="minorEastAsia" w:hint="eastAsia"/>
-                <w:sz w:val="18"/>
-                <w:szCs w:val="18"/>
-              </w:rPr>
-              <w:t>P2</w:t>
-            </w:r>
-          </w:p>
-          <w:p>
-            <w:pPr>
-              <w:pStyle w:val="a0"/>
-              <w:ind w:firstLineChars="0" w:firstLine="0"/>
-              <w:rPr>
-                <w:rFonts w:asciiTheme="minorEastAsia" w:eastAsiaTheme="minorEastAsia" w:hAnsiTheme="minorEastAsia"/>
-                <w:sz w:val="18"/>
-                <w:szCs w:val="18"/>
-              </w:rPr>
-            </w:pPr>
-          </w:p>
-          <w:p>
-            <w:pPr>
-              <w:pStyle w:val="a0"/>
-              <w:ind w:firstLineChars="0" w:firstLine="0"/>
-              <w:rPr>
-                <w:rFonts w:asciiTheme="minorEastAsia" w:eastAsiaTheme="minorEastAsia" w:hAnsiTheme="minorEastAsia"/>
-                <w:sz w:val="18"/>
-                <w:szCs w:val="18"/>
-              </w:rPr>
-            </w:pPr>
-            <w:r>
-              <w:rPr>
-                <w:rFonts w:asciiTheme="minorEastAsia" w:eastAsiaTheme="minorEastAsia" w:hAnsiTheme="minorEastAsia" w:hint="eastAsia"/>
-                <w:sz w:val="18"/>
-                <w:szCs w:val="18"/>
-              </w:rPr>
-              <w:t>P3等</w:t>
-            </w:r>
-          </w:p>
-          <w:p>
-            <w:pPr>
-              <w:pStyle w:val="a0"/>
-              <w:ind w:firstLineChars="0" w:firstLine="0"/>
-              <w:rPr>
-                <w:rFonts w:asciiTheme="minorEastAsia" w:eastAsiaTheme="minorEastAsia" w:hAnsiTheme="minorEastAsia"/>
-                <w:sz w:val="18"/>
-                <w:szCs w:val="18"/>
-              </w:rPr>
-            </w:pPr>
-            <w:r>
-              <w:rPr>
-                <w:rFonts w:asciiTheme="minorEastAsia" w:eastAsiaTheme="minorEastAsia" w:hAnsiTheme="minorEastAsia" w:hint="eastAsia"/>
-                <w:sz w:val="18"/>
-                <w:szCs w:val="18"/>
-              </w:rPr>
-              <w:t>P4、</w:t>
-            </w:r>
-            <w:r>
-              <w:rPr>
-                <w:rFonts w:asciiTheme="minorEastAsia" w:eastAsiaTheme="minorEastAsia" w:hAnsiTheme="minorEastAsia" w:hint="eastAsia"/>
-                <w:sz w:val="18"/>
-                <w:szCs w:val="18"/>
-              </w:rPr>
-              <w:t>P</w:t>
-            </w:r>
-            <w:r>
-              <w:rPr>
-                <w:rFonts w:asciiTheme="minorEastAsia" w:eastAsiaTheme="minorEastAsia" w:hAnsiTheme="minorEastAsia" w:hint="eastAsia"/>
-                <w:sz w:val="18"/>
-                <w:szCs w:val="18"/>
-              </w:rPr>
-              <w:t>5</w:t>
+              <w:br/>
+              <w:t>P3</w:t>
             </w:r>
           </w:p>
         </w:tc>
@@ -10443,64 +10119,39 @@
                 <w:sz w:val="18"/>
                 <w:szCs w:val="18"/>
               </w:rPr>
-              <w:t>3個のデータ項目を記述することを推奨と追記</w:t>
-            </w:r>
-          </w:p>
-          <w:p>
-            <w:pPr>
-              <w:pStyle w:val="a0"/>
-              <w:ind w:firstLineChars="0" w:firstLine="0"/>
+              <w:t>アドレス・ベース・レジストリによる町字I</w:t>
+            </w:r>
+            <w:r>
               <w:rPr>
                 <w:rFonts w:asciiTheme="minorEastAsia" w:eastAsiaTheme="minorEastAsia" w:hAnsiTheme="minorEastAsia"/>
                 <w:sz w:val="18"/>
                 <w:szCs w:val="18"/>
               </w:rPr>
-            </w:pPr>
+              <w:t>D</w:t>
+            </w:r>
             <w:r>
               <w:rPr>
                 <w:rFonts w:asciiTheme="minorEastAsia" w:eastAsiaTheme="minorEastAsia" w:hAnsiTheme="minorEastAsia" w:hint="eastAsia"/>
                 <w:sz w:val="18"/>
                 <w:szCs w:val="18"/>
               </w:rPr>
-              <w:t>データ区切り位置を町名以降から丁目以降に変更</w:t>
-            </w:r>
-          </w:p>
-          <w:p>
-            <w:pPr>
-              <w:pStyle w:val="a0"/>
-              <w:ind w:firstLineChars="0" w:firstLine="0"/>
+              <w:t>の整備に伴い記載を変更</w:t>
+            </w:r>
+            <w:r>
               <w:rPr>
                 <w:rFonts w:asciiTheme="minorEastAsia" w:eastAsiaTheme="minorEastAsia" w:hAnsiTheme="minorEastAsia"/>
                 <w:sz w:val="18"/>
                 <w:szCs w:val="18"/>
               </w:rPr>
-            </w:pPr>
+              <w:br/>
+            </w:r>
             <w:r>
               <w:rPr>
                 <w:rFonts w:asciiTheme="minorEastAsia" w:eastAsiaTheme="minorEastAsia" w:hAnsiTheme="minorEastAsia" w:hint="eastAsia"/>
                 <w:sz w:val="18"/>
                 <w:szCs w:val="18"/>
               </w:rPr>
-              <w:t>方書を建物名等に変更</w:t>
-            </w:r>
-          </w:p>
-          <w:p>
-            <w:pPr>
-              <w:pStyle w:val="a0"/>
-              <w:ind w:firstLineChars="0" w:firstLine="0"/>
-              <w:rPr>
-                <w:rFonts w:asciiTheme="minorEastAsia" w:eastAsiaTheme="minorEastAsia" w:hAnsiTheme="minorEastAsia"/>
-                <w:sz w:val="18"/>
-                <w:szCs w:val="18"/>
-              </w:rPr>
-            </w:pPr>
-            <w:r>
-              <w:rPr>
-                <w:rFonts w:asciiTheme="minorEastAsia" w:eastAsiaTheme="minorEastAsia" w:hAnsiTheme="minorEastAsia" w:hint="eastAsia"/>
-                <w:sz w:val="18"/>
-                <w:szCs w:val="18"/>
-              </w:rPr>
-              <w:t>分かち書きの記載内容について、国土地理院の「地名等の英語表記規程」の文面に合わせる</w:t>
+              <w:t>アドレス・ベース・レジストリの管理方法に倣い4個のデータ項目で管理する場合を記載</w:t>
             </w:r>
           </w:p>
         </w:tc>
@@ -10527,23 +10178,7 @@
                 <w:sz w:val="18"/>
                 <w:szCs w:val="18"/>
               </w:rPr>
-              <w:t>2019年</w:t>
-            </w:r>
-            <w:r>
-              <w:rPr>
-                <w:rFonts w:asciiTheme="minorEastAsia" w:eastAsiaTheme="minorEastAsia" w:hAnsiTheme="minorEastAsia"/>
-                <w:sz w:val="18"/>
-                <w:szCs w:val="18"/>
-              </w:rPr>
-              <w:t>4</w:t>
-            </w:r>
-            <w:r>
-              <w:rPr>
-                <w:rFonts w:asciiTheme="minorEastAsia" w:eastAsiaTheme="minorEastAsia" w:hAnsiTheme="minorEastAsia" w:hint="eastAsia"/>
-                <w:sz w:val="18"/>
-                <w:szCs w:val="18"/>
-              </w:rPr>
-              <w:t>月1日</w:t>
+              <w:t>2021年6月4日</w:t>
             </w:r>
           </w:p>
         </w:tc>
@@ -10563,19 +10198,106 @@
             </w:pPr>
             <w:r>
               <w:rPr>
+                <w:rFonts w:asciiTheme="minorEastAsia" w:eastAsiaTheme="minorEastAsia" w:hAnsiTheme="minorEastAsia" w:hint="eastAsia"/>
+                <w:sz w:val="18"/>
+                <w:szCs w:val="18"/>
+              </w:rPr>
+              <w:t>P1</w:t>
+            </w:r>
+          </w:p>
+          <w:p>
+            <w:pPr>
+              <w:pStyle w:val="a0"/>
+              <w:ind w:firstLineChars="0" w:firstLine="0"/>
+              <w:rPr>
                 <w:rFonts w:asciiTheme="minorEastAsia" w:eastAsiaTheme="minorEastAsia" w:hAnsiTheme="minorEastAsia"/>
                 <w:sz w:val="18"/>
                 <w:szCs w:val="18"/>
               </w:rPr>
-              <w:t>4</w:t>
-            </w:r>
+            </w:pPr>
+          </w:p>
+          <w:p>
+            <w:pPr>
+              <w:pStyle w:val="a0"/>
+              <w:ind w:firstLineChars="0" w:firstLine="0"/>
+              <w:rPr>
+                <w:rFonts w:asciiTheme="minorEastAsia" w:eastAsiaTheme="minorEastAsia" w:hAnsiTheme="minorEastAsia"/>
+                <w:sz w:val="18"/>
+                <w:szCs w:val="18"/>
+              </w:rPr>
+            </w:pPr>
             <w:r>
               <w:rPr>
                 <w:rFonts w:asciiTheme="minorEastAsia" w:eastAsiaTheme="minorEastAsia" w:hAnsiTheme="minorEastAsia" w:hint="eastAsia"/>
                 <w:sz w:val="18"/>
                 <w:szCs w:val="18"/>
               </w:rPr>
-              <w:t>ページ</w:t>
+              <w:t>P2</w:t>
+            </w:r>
+          </w:p>
+          <w:p>
+            <w:pPr>
+              <w:pStyle w:val="a0"/>
+              <w:ind w:firstLineChars="0" w:firstLine="0"/>
+              <w:rPr>
+                <w:rFonts w:asciiTheme="minorEastAsia" w:eastAsiaTheme="minorEastAsia" w:hAnsiTheme="minorEastAsia"/>
+                <w:sz w:val="18"/>
+                <w:szCs w:val="18"/>
+              </w:rPr>
+            </w:pPr>
+          </w:p>
+          <w:p>
+            <w:pPr>
+              <w:pStyle w:val="a0"/>
+              <w:ind w:firstLineChars="0" w:firstLine="0"/>
+              <w:rPr>
+                <w:rFonts w:asciiTheme="minorEastAsia" w:eastAsiaTheme="minorEastAsia" w:hAnsiTheme="minorEastAsia"/>
+                <w:sz w:val="18"/>
+                <w:szCs w:val="18"/>
+              </w:rPr>
+            </w:pPr>
+            <w:r>
+              <w:rPr>
+                <w:rFonts w:asciiTheme="minorEastAsia" w:eastAsiaTheme="minorEastAsia" w:hAnsiTheme="minorEastAsia" w:hint="eastAsia"/>
+                <w:sz w:val="18"/>
+                <w:szCs w:val="18"/>
+              </w:rPr>
+              <w:t>P3等</w:t>
+            </w:r>
+          </w:p>
+          <w:p>
+            <w:pPr>
+              <w:pStyle w:val="a0"/>
+              <w:ind w:firstLineChars="0" w:firstLine="0"/>
+              <w:rPr>
+                <w:rFonts w:asciiTheme="minorEastAsia" w:eastAsiaTheme="minorEastAsia" w:hAnsiTheme="minorEastAsia"/>
+                <w:sz w:val="18"/>
+                <w:szCs w:val="18"/>
+              </w:rPr>
+            </w:pPr>
+            <w:r>
+              <w:rPr>
+                <w:rFonts w:asciiTheme="minorEastAsia" w:eastAsiaTheme="minorEastAsia" w:hAnsiTheme="minorEastAsia" w:hint="eastAsia"/>
+                <w:sz w:val="18"/>
+                <w:szCs w:val="18"/>
+              </w:rPr>
+              <w:t>P4、</w:t>
+            </w:r>
+            <w:r>
+              <w:rPr>
+                <w:rFonts w:asciiTheme="minorEastAsia" w:eastAsiaTheme="minorEastAsia" w:hAnsiTheme="minorEastAsia" w:hint="eastAsia"/>
+                <w:sz w:val="18"/>
+                <w:szCs w:val="18"/>
+              </w:rPr>
+              <w:t>P</w:t>
+            </w:r>
+            <w:r>
+              <w:rPr>
+                <w:rFonts w:asciiTheme="minorEastAsia" w:eastAsiaTheme="minorEastAsia" w:hAnsiTheme="minorEastAsia" w:hint="eastAsia"/>
+                <w:sz w:val="18"/>
+                <w:szCs w:val="18"/>
+              </w:rPr>
+              <w:t>5</w:t>
             </w:r>
           </w:p>
         </w:tc>
@@ -10599,15 +10321,64 @@
                 <w:sz w:val="18"/>
                 <w:szCs w:val="18"/>
               </w:rPr>
-              <w:t>内容の不備について</w:t>
-            </w:r>
+              <w:t>3個のデータ項目を記述することを推奨と追記</w:t>
+            </w:r>
+          </w:p>
+          <w:p>
+            <w:pPr>
+              <w:pStyle w:val="a0"/>
+              <w:ind w:firstLineChars="0" w:firstLine="0"/>
+              <w:rPr>
+                <w:rFonts w:asciiTheme="minorEastAsia" w:eastAsiaTheme="minorEastAsia" w:hAnsiTheme="minorEastAsia"/>
+                <w:sz w:val="18"/>
+                <w:szCs w:val="18"/>
+              </w:rPr>
+            </w:pPr>
             <w:r>
               <w:rPr>
                 <w:rFonts w:asciiTheme="minorEastAsia" w:eastAsiaTheme="minorEastAsia" w:hAnsiTheme="minorEastAsia" w:hint="eastAsia"/>
                 <w:sz w:val="18"/>
                 <w:szCs w:val="18"/>
               </w:rPr>
-              <w:t>修正</w:t>
+              <w:t>データ区切り位置を町名以降から丁目以降に変更</w:t>
+            </w:r>
+          </w:p>
+          <w:p>
+            <w:pPr>
+              <w:pStyle w:val="a0"/>
+              <w:ind w:firstLineChars="0" w:firstLine="0"/>
+              <w:rPr>
+                <w:rFonts w:asciiTheme="minorEastAsia" w:eastAsiaTheme="minorEastAsia" w:hAnsiTheme="minorEastAsia"/>
+                <w:sz w:val="18"/>
+                <w:szCs w:val="18"/>
+              </w:rPr>
+            </w:pPr>
+            <w:r>
+              <w:rPr>
+                <w:rFonts w:asciiTheme="minorEastAsia" w:eastAsiaTheme="minorEastAsia" w:hAnsiTheme="minorEastAsia" w:hint="eastAsia"/>
+                <w:sz w:val="18"/>
+                <w:szCs w:val="18"/>
+              </w:rPr>
+              <w:t>方書を建物名等に変更</w:t>
+            </w:r>
+          </w:p>
+          <w:p>
+            <w:pPr>
+              <w:pStyle w:val="a0"/>
+              <w:ind w:firstLineChars="0" w:firstLine="0"/>
+              <w:rPr>
+                <w:rFonts w:asciiTheme="minorEastAsia" w:eastAsiaTheme="minorEastAsia" w:hAnsiTheme="minorEastAsia"/>
+                <w:sz w:val="18"/>
+                <w:szCs w:val="18"/>
+              </w:rPr>
+            </w:pPr>
+            <w:r>
+              <w:rPr>
+                <w:rFonts w:asciiTheme="minorEastAsia" w:eastAsiaTheme="minorEastAsia" w:hAnsiTheme="minorEastAsia" w:hint="eastAsia"/>
+                <w:sz w:val="18"/>
+                <w:szCs w:val="18"/>
+              </w:rPr>
+              <w:t>分かち書きの記載内容について、国土地理院の「地名等の英語表記規程」の文面に合わせる</w:t>
             </w:r>
           </w:p>
         </w:tc>
@@ -10634,7 +10405,7 @@
                 <w:sz w:val="18"/>
                 <w:szCs w:val="18"/>
               </w:rPr>
-              <w:t>201</w:t>
+              <w:t>2019年</w:t>
             </w:r>
             <w:r>
               <w:rPr>
@@ -10642,7 +10413,7 @@
                 <w:sz w:val="18"/>
                 <w:szCs w:val="18"/>
               </w:rPr>
-              <w:t>9</w:t>
+              <w:t>4</w:t>
             </w:r>
             <w:r>
               <w:rPr>
@@ -10650,39 +10421,7 @@
                 <w:sz w:val="18"/>
                 <w:szCs w:val="18"/>
               </w:rPr>
-              <w:t>年</w:t>
-            </w:r>
-            <w:r>
-              <w:rPr>
-                <w:rFonts w:asciiTheme="minorEastAsia" w:eastAsiaTheme="minorEastAsia" w:hAnsiTheme="minorEastAsia"/>
-                <w:sz w:val="18"/>
-                <w:szCs w:val="18"/>
-              </w:rPr>
-              <w:t>3</w:t>
-            </w:r>
-            <w:r>
-              <w:rPr>
-                <w:rFonts w:asciiTheme="minorEastAsia" w:eastAsiaTheme="minorEastAsia" w:hAnsiTheme="minorEastAsia" w:hint="eastAsia"/>
-                <w:sz w:val="18"/>
-                <w:szCs w:val="18"/>
-              </w:rPr>
-              <w:t>月</w:t>
-            </w:r>
-            <w:r>
-              <w:rPr>
-                <w:rFonts w:asciiTheme="minorEastAsia" w:eastAsiaTheme="minorEastAsia" w:hAnsiTheme="minorEastAsia"/>
-                <w:sz w:val="18"/>
-                <w:szCs w:val="18"/>
-              </w:rPr>
-              <w:t>28</w:t>
-            </w:r>
-            <w:r>
-              <w:rPr>
-                <w:rFonts w:asciiTheme="minorEastAsia" w:eastAsiaTheme="minorEastAsia" w:hAnsiTheme="minorEastAsia" w:hint="eastAsia"/>
-                <w:sz w:val="18"/>
-                <w:szCs w:val="18"/>
-              </w:rPr>
-              <w:t>日</w:t>
+              <w:t>月1日</w:t>
             </w:r>
           </w:p>
         </w:tc>
@@ -10702,11 +10441,19 @@
             </w:pPr>
             <w:r>
               <w:rPr>
+                <w:rFonts w:asciiTheme="minorEastAsia" w:eastAsiaTheme="minorEastAsia" w:hAnsiTheme="minorEastAsia"/>
+                <w:sz w:val="18"/>
+                <w:szCs w:val="18"/>
+              </w:rPr>
+              <w:t>4</w:t>
+            </w:r>
+            <w:r>
+              <w:rPr>
                 <w:rFonts w:asciiTheme="minorEastAsia" w:eastAsiaTheme="minorEastAsia" w:hAnsiTheme="minorEastAsia" w:hint="eastAsia"/>
                 <w:sz w:val="18"/>
                 <w:szCs w:val="18"/>
               </w:rPr>
-              <w:t>-</w:t>
+              <w:t>ページ</w:t>
             </w:r>
           </w:p>
         </w:tc>
@@ -10730,7 +10477,7 @@
                 <w:sz w:val="18"/>
                 <w:szCs w:val="18"/>
               </w:rPr>
-              <w:t>初版決定</w:t>
+              <w:t>内容の不備について修正</w:t>
             </w:r>
           </w:p>
         </w:tc>
@@ -10765,7 +10512,7 @@
                 <w:sz w:val="18"/>
                 <w:szCs w:val="18"/>
               </w:rPr>
-              <w:t>7</w:t>
+              <w:t>9</w:t>
             </w:r>
             <w:r>
               <w:rPr>
@@ -10781,7 +10528,7 @@
                 <w:sz w:val="18"/>
                 <w:szCs w:val="18"/>
               </w:rPr>
-              <w:t>12</w:t>
+              <w:t>3</w:t>
             </w:r>
             <w:r>
               <w:rPr>
@@ -10797,7 +10544,7 @@
                 <w:sz w:val="18"/>
                 <w:szCs w:val="18"/>
               </w:rPr>
-              <w:t>7</w:t>
+              <w:t>28</w:t>
             </w:r>
             <w:r>
               <w:rPr>
@@ -10853,15 +10600,130 @@
                 <w:sz w:val="18"/>
                 <w:szCs w:val="18"/>
               </w:rPr>
-              <w:t>α</w:t>
-            </w:r>
+              <w:t>初版決定</w:t>
+            </w:r>
+          </w:p>
+        </w:tc>
+      </w:tr>
+      <w:tr>
+        <w:tc>
+          <w:tcPr>
+            <w:tcW w:w="1980" w:type="dxa"/>
+          </w:tcPr>
+          <w:p>
+            <w:pPr>
+              <w:pStyle w:val="a0"/>
+              <w:ind w:firstLineChars="0" w:firstLine="0"/>
+              <w:jc w:val="center"/>
+              <w:rPr>
+                <w:rFonts w:asciiTheme="minorEastAsia" w:eastAsiaTheme="minorEastAsia" w:hAnsiTheme="minorEastAsia"/>
+                <w:sz w:val="18"/>
+                <w:szCs w:val="18"/>
+              </w:rPr>
+            </w:pPr>
             <w:r>
               <w:rPr>
                 <w:rFonts w:asciiTheme="minorEastAsia" w:eastAsiaTheme="minorEastAsia" w:hAnsiTheme="minorEastAsia" w:hint="eastAsia"/>
                 <w:sz w:val="18"/>
                 <w:szCs w:val="18"/>
               </w:rPr>
-              <w:t>版公開</w:t>
+              <w:t>201</w:t>
+            </w:r>
+            <w:r>
+              <w:rPr>
+                <w:rFonts w:asciiTheme="minorEastAsia" w:eastAsiaTheme="minorEastAsia" w:hAnsiTheme="minorEastAsia"/>
+                <w:sz w:val="18"/>
+                <w:szCs w:val="18"/>
+              </w:rPr>
+              <w:t>7</w:t>
+            </w:r>
+            <w:r>
+              <w:rPr>
+                <w:rFonts w:asciiTheme="minorEastAsia" w:eastAsiaTheme="minorEastAsia" w:hAnsiTheme="minorEastAsia" w:hint="eastAsia"/>
+                <w:sz w:val="18"/>
+                <w:szCs w:val="18"/>
+              </w:rPr>
+              <w:t>年</w:t>
+            </w:r>
+            <w:r>
+              <w:rPr>
+                <w:rFonts w:asciiTheme="minorEastAsia" w:eastAsiaTheme="minorEastAsia" w:hAnsiTheme="minorEastAsia"/>
+                <w:sz w:val="18"/>
+                <w:szCs w:val="18"/>
+              </w:rPr>
+              <w:t>12</w:t>
+            </w:r>
+            <w:r>
+              <w:rPr>
+                <w:rFonts w:asciiTheme="minorEastAsia" w:eastAsiaTheme="minorEastAsia" w:hAnsiTheme="minorEastAsia" w:hint="eastAsia"/>
+                <w:sz w:val="18"/>
+                <w:szCs w:val="18"/>
+              </w:rPr>
+              <w:t>月</w:t>
+            </w:r>
+            <w:r>
+              <w:rPr>
+                <w:rFonts w:asciiTheme="minorEastAsia" w:eastAsiaTheme="minorEastAsia" w:hAnsiTheme="minorEastAsia"/>
+                <w:sz w:val="18"/>
+                <w:szCs w:val="18"/>
+              </w:rPr>
+              <w:t>7</w:t>
+            </w:r>
+            <w:r>
+              <w:rPr>
+                <w:rFonts w:asciiTheme="minorEastAsia" w:eastAsiaTheme="minorEastAsia" w:hAnsiTheme="minorEastAsia" w:hint="eastAsia"/>
+                <w:sz w:val="18"/>
+                <w:szCs w:val="18"/>
+              </w:rPr>
+              <w:t>日</w:t>
+            </w:r>
+          </w:p>
+        </w:tc>
+        <w:tc>
+          <w:tcPr>
+            <w:tcW w:w="1672" w:type="dxa"/>
+          </w:tcPr>
+          <w:p>
+            <w:pPr>
+              <w:pStyle w:val="a0"/>
+              <w:ind w:firstLineChars="0" w:firstLine="0"/>
+              <w:rPr>
+                <w:rFonts w:asciiTheme="minorEastAsia" w:eastAsiaTheme="minorEastAsia" w:hAnsiTheme="minorEastAsia"/>
+                <w:sz w:val="18"/>
+                <w:szCs w:val="18"/>
+              </w:rPr>
+            </w:pPr>
+            <w:r>
+              <w:rPr>
+                <w:rFonts w:asciiTheme="minorEastAsia" w:eastAsiaTheme="minorEastAsia" w:hAnsiTheme="minorEastAsia" w:hint="eastAsia"/>
+                <w:sz w:val="18"/>
+                <w:szCs w:val="18"/>
+              </w:rPr>
+              <w:t>-</w:t>
+            </w:r>
+          </w:p>
+        </w:tc>
+        <w:tc>
+          <w:tcPr>
+            <w:tcW w:w="4842" w:type="dxa"/>
+          </w:tcPr>
+          <w:p>
+            <w:pPr>
+              <w:pStyle w:val="a0"/>
+              <w:ind w:firstLineChars="0" w:firstLine="0"/>
+              <w:rPr>
+                <w:rFonts w:asciiTheme="minorEastAsia" w:eastAsiaTheme="minorEastAsia" w:hAnsiTheme="minorEastAsia"/>
+                <w:sz w:val="18"/>
+                <w:szCs w:val="18"/>
+              </w:rPr>
+            </w:pPr>
+            <w:r>
+              <w:rPr>
+                <w:rFonts w:asciiTheme="minorEastAsia" w:eastAsiaTheme="minorEastAsia" w:hAnsiTheme="minorEastAsia" w:hint="eastAsia"/>
+                <w:sz w:val="18"/>
+                <w:szCs w:val="18"/>
+              </w:rPr>
+              <w:t>α版公開</w:t>
             </w:r>
           </w:p>
         </w:tc>
@@ -10880,7 +10742,7 @@
 </file>
 
 <file path=word/endnotes.xml><?xml version="1.0" encoding="utf-8"?>
-<w:endnotes xmlns:wpc="http://schemas.microsoft.com/office/word/2010/wordprocessingCanvas" xmlns:cx="http://schemas.microsoft.com/office/drawing/2014/chartex" xmlns:cx1="http://schemas.microsoft.com/office/drawing/2015/9/8/chartex" xmlns:cx2="http://schemas.microsoft.com/office/drawing/2015/10/21/chartex" xmlns:cx3="http://schemas.microsoft.com/office/drawing/2016/5/9/chartex" xmlns:cx4="http://schemas.microsoft.com/office/drawing/2016/5/10/chartex" xmlns:cx5="http://schemas.microsoft.com/office/drawing/2016/5/11/chartex" xmlns:cx6="http://schemas.microsoft.com/office/drawing/2016/5/12/chartex" xmlns:cx7="http://schemas.microsoft.com/office/drawing/2016/5/13/chartex" xmlns:cx8="http://schemas.microsoft.com/office/drawing/2016/5/14/chartex" xmlns:mc="http://schemas.openxmlformats.org/markup-compatibility/2006" xmlns:aink="http://schemas.microsoft.com/office/drawing/2016/ink" xmlns:am3d="http://schemas.microsoft.com/office/drawing/2017/model3d" xmlns:o="urn:schemas-microsoft-com:office:office" xmlns:oel="http://schemas.microsoft.com/office/2019/extlst" xmlns:r="http://schemas.openxmlformats.org/officeDocument/2006/relationships" xmlns:m="http://schemas.openxmlformats.org/officeDocument/2006/math" xmlns:v="urn:schemas-microsoft-com:vml" xmlns:wp14="http://schemas.microsoft.com/office/word/2010/wordprocessingDrawing" xmlns:wp="http://schemas.openxmlformats.org/drawingml/2006/wordprocessingDrawing" xmlns:w10="urn:schemas-microsoft-com:office:word" xmlns:w="http://schemas.openxmlformats.org/wordprocessingml/2006/main" xmlns:w14="http://schemas.microsoft.com/office/word/2010/wordml" xmlns:w15="http://schemas.microsoft.com/office/word/2012/wordml" xmlns:w16cex="http://schemas.microsoft.com/office/word/2018/wordml/cex" xmlns:w16cid="http://schemas.microsoft.com/office/word/2016/wordml/cid" xmlns:w16="http://schemas.microsoft.com/office/word/2018/wordml" xmlns:w16sdtdh="http://schemas.microsoft.com/office/word/2020/wordml/sdtdatahash" xmlns:w16se="http://schemas.microsoft.com/office/word/2015/wordml/symex" xmlns:wpg="http://schemas.microsoft.com/office/word/2010/wordprocessingGroup" xmlns:wpi="http://schemas.microsoft.com/office/word/2010/wordprocessingInk" xmlns:wne="http://schemas.microsoft.com/office/word/2006/wordml" xmlns:wps="http://schemas.microsoft.com/office/word/2010/wordprocessingShape" mc:Ignorable="w14 w15 w16se w16cid w16 w16cex w16sdtdh wp14">
+<w:endnotes xmlns:wpc="http://schemas.microsoft.com/office/word/2010/wordprocessingCanvas" xmlns:cx="http://schemas.microsoft.com/office/drawing/2014/chartex" xmlns:cx1="http://schemas.microsoft.com/office/drawing/2015/9/8/chartex" xmlns:cx2="http://schemas.microsoft.com/office/drawing/2015/10/21/chartex" xmlns:cx3="http://schemas.microsoft.com/office/drawing/2016/5/9/chartex" xmlns:cx4="http://schemas.microsoft.com/office/drawing/2016/5/10/chartex" xmlns:cx5="http://schemas.microsoft.com/office/drawing/2016/5/11/chartex" xmlns:cx6="http://schemas.microsoft.com/office/drawing/2016/5/12/chartex" xmlns:cx7="http://schemas.microsoft.com/office/drawing/2016/5/13/chartex" xmlns:cx8="http://schemas.microsoft.com/office/drawing/2016/5/14/chartex" xmlns:mc="http://schemas.openxmlformats.org/markup-compatibility/2006" xmlns:aink="http://schemas.microsoft.com/office/drawing/2016/ink" xmlns:am3d="http://schemas.microsoft.com/office/drawing/2017/model3d" xmlns:o="urn:schemas-microsoft-com:office:office" xmlns:oel="http://schemas.microsoft.com/office/2019/extlst" xmlns:r="http://schemas.openxmlformats.org/officeDocument/2006/relationships" xmlns:m="http://schemas.openxmlformats.org/officeDocument/2006/math" xmlns:v="urn:schemas-microsoft-com:vml" xmlns:wp14="http://schemas.microsoft.com/office/word/2010/wordprocessingDrawing" xmlns:wp="http://schemas.openxmlformats.org/drawingml/2006/wordprocessingDrawing" xmlns:w10="urn:schemas-microsoft-com:office:word" xmlns:w="http://schemas.openxmlformats.org/wordprocessingml/2006/main" xmlns:w14="http://schemas.microsoft.com/office/word/2010/wordml" xmlns:w15="http://schemas.microsoft.com/office/word/2012/wordml" xmlns:w16cex="http://schemas.microsoft.com/office/word/2018/wordml/cex" xmlns:w16cid="http://schemas.microsoft.com/office/word/2016/wordml/cid" xmlns:w16="http://schemas.microsoft.com/office/word/2018/wordml" xmlns:w16du="http://schemas.microsoft.com/office/word/2023/wordml/word16du" xmlns:w16sdtdh="http://schemas.microsoft.com/office/word/2020/wordml/sdtdatahash" xmlns:w16sdtfl="http://schemas.microsoft.com/office/word/2024/wordml/sdtformatlock" xmlns:w16se="http://schemas.microsoft.com/office/word/2015/wordml/symex" xmlns:wpg="http://schemas.microsoft.com/office/word/2010/wordprocessingGroup" xmlns:wpi="http://schemas.microsoft.com/office/word/2010/wordprocessingInk" xmlns:wne="http://schemas.microsoft.com/office/word/2006/wordml" xmlns:wps="http://schemas.microsoft.com/office/word/2010/wordprocessingShape" mc:Ignorable="w14 w15 w16se w16cid w16 w16cex w16sdtdh w16sdtfl w16du wp14">
   <w:endnote w:type="separator" w:id="-1">
     <w:p>
       <w:r>
@@ -10902,7 +10764,7 @@
 </file>
 
 <file path=word/footer1.xml><?xml version="1.0" encoding="utf-8"?>
-<w:ftr xmlns:wpc="http://schemas.microsoft.com/office/word/2010/wordprocessingCanvas" xmlns:cx="http://schemas.microsoft.com/office/drawing/2014/chartex" xmlns:cx1="http://schemas.microsoft.com/office/drawing/2015/9/8/chartex" xmlns:cx2="http://schemas.microsoft.com/office/drawing/2015/10/21/chartex" xmlns:cx3="http://schemas.microsoft.com/office/drawing/2016/5/9/chartex" xmlns:cx4="http://schemas.microsoft.com/office/drawing/2016/5/10/chartex" xmlns:cx5="http://schemas.microsoft.com/office/drawing/2016/5/11/chartex" xmlns:cx6="http://schemas.microsoft.com/office/drawing/2016/5/12/chartex" xmlns:cx7="http://schemas.microsoft.com/office/drawing/2016/5/13/chartex" xmlns:cx8="http://schemas.microsoft.com/office/drawing/2016/5/14/chartex" xmlns:mc="http://schemas.openxmlformats.org/markup-compatibility/2006" xmlns:aink="http://schemas.microsoft.com/office/drawing/2016/ink" xmlns:am3d="http://schemas.microsoft.com/office/drawing/2017/model3d" xmlns:o="urn:schemas-microsoft-com:office:office" xmlns:oel="http://schemas.microsoft.com/office/2019/extlst" xmlns:r="http://schemas.openxmlformats.org/officeDocument/2006/relationships" xmlns:m="http://schemas.openxmlformats.org/officeDocument/2006/math" xmlns:v="urn:schemas-microsoft-com:vml" xmlns:wp14="http://schemas.microsoft.com/office/word/2010/wordprocessingDrawing" xmlns:wp="http://schemas.openxmlformats.org/drawingml/2006/wordprocessingDrawing" xmlns:w10="urn:schemas-microsoft-com:office:word" xmlns:w="http://schemas.openxmlformats.org/wordprocessingml/2006/main" xmlns:w14="http://schemas.microsoft.com/office/word/2010/wordml" xmlns:w15="http://schemas.microsoft.com/office/word/2012/wordml" xmlns:w16cex="http://schemas.microsoft.com/office/word/2018/wordml/cex" xmlns:w16cid="http://schemas.microsoft.com/office/word/2016/wordml/cid" xmlns:w16="http://schemas.microsoft.com/office/word/2018/wordml" xmlns:w16sdtdh="http://schemas.microsoft.com/office/word/2020/wordml/sdtdatahash" xmlns:w16se="http://schemas.microsoft.com/office/word/2015/wordml/symex" xmlns:wpg="http://schemas.microsoft.com/office/word/2010/wordprocessingGroup" xmlns:wpi="http://schemas.microsoft.com/office/word/2010/wordprocessingInk" xmlns:wne="http://schemas.microsoft.com/office/word/2006/wordml" xmlns:wps="http://schemas.microsoft.com/office/word/2010/wordprocessingShape" mc:Ignorable="w14 w15 w16se w16cid w16 w16cex w16sdtdh wp14">
+<w:ftr xmlns:wpc="http://schemas.microsoft.com/office/word/2010/wordprocessingCanvas" xmlns:cx="http://schemas.microsoft.com/office/drawing/2014/chartex" xmlns:cx1="http://schemas.microsoft.com/office/drawing/2015/9/8/chartex" xmlns:cx2="http://schemas.microsoft.com/office/drawing/2015/10/21/chartex" xmlns:cx3="http://schemas.microsoft.com/office/drawing/2016/5/9/chartex" xmlns:cx4="http://schemas.microsoft.com/office/drawing/2016/5/10/chartex" xmlns:cx5="http://schemas.microsoft.com/office/drawing/2016/5/11/chartex" xmlns:cx6="http://schemas.microsoft.com/office/drawing/2016/5/12/chartex" xmlns:cx7="http://schemas.microsoft.com/office/drawing/2016/5/13/chartex" xmlns:cx8="http://schemas.microsoft.com/office/drawing/2016/5/14/chartex" xmlns:mc="http://schemas.openxmlformats.org/markup-compatibility/2006" xmlns:aink="http://schemas.microsoft.com/office/drawing/2016/ink" xmlns:am3d="http://schemas.microsoft.com/office/drawing/2017/model3d" xmlns:o="urn:schemas-microsoft-com:office:office" xmlns:oel="http://schemas.microsoft.com/office/2019/extlst" xmlns:r="http://schemas.openxmlformats.org/officeDocument/2006/relationships" xmlns:m="http://schemas.openxmlformats.org/officeDocument/2006/math" xmlns:v="urn:schemas-microsoft-com:vml" xmlns:wp14="http://schemas.microsoft.com/office/word/2010/wordprocessingDrawing" xmlns:wp="http://schemas.openxmlformats.org/drawingml/2006/wordprocessingDrawing" xmlns:w10="urn:schemas-microsoft-com:office:word" xmlns:w="http://schemas.openxmlformats.org/wordprocessingml/2006/main" xmlns:w14="http://schemas.microsoft.com/office/word/2010/wordml" xmlns:w15="http://schemas.microsoft.com/office/word/2012/wordml" xmlns:w16cex="http://schemas.microsoft.com/office/word/2018/wordml/cex" xmlns:w16cid="http://schemas.microsoft.com/office/word/2016/wordml/cid" xmlns:w16="http://schemas.microsoft.com/office/word/2018/wordml" xmlns:w16du="http://schemas.microsoft.com/office/word/2023/wordml/word16du" xmlns:w16sdtdh="http://schemas.microsoft.com/office/word/2020/wordml/sdtdatahash" xmlns:w16sdtfl="http://schemas.microsoft.com/office/word/2024/wordml/sdtformatlock" xmlns:w16se="http://schemas.microsoft.com/office/word/2015/wordml/symex" xmlns:wpg="http://schemas.microsoft.com/office/word/2010/wordprocessingGroup" xmlns:wpi="http://schemas.microsoft.com/office/word/2010/wordprocessingInk" xmlns:wne="http://schemas.microsoft.com/office/word/2006/wordml" xmlns:wps="http://schemas.microsoft.com/office/word/2010/wordprocessingShape" mc:Ignorable="w14 w15 w16se w16cid w16 w16cex w16sdtdh w16sdtfl w16du wp14">
   <w:sdt>
     <w:sdtPr>
       <w:id w:val="256646392"/>
@@ -10911,7 +10773,6 @@
         <w:docPartUnique/>
       </w:docPartObj>
     </w:sdtPr>
-    <w:sdtEndPr/>
     <w:sdtContent>
       <w:p>
         <w:pPr>
@@ -10948,7 +10809,7 @@
 </file>
 
 <file path=word/footnotes.xml><?xml version="1.0" encoding="utf-8"?>
-<w:footnotes xmlns:wpc="http://schemas.microsoft.com/office/word/2010/wordprocessingCanvas" xmlns:cx="http://schemas.microsoft.com/office/drawing/2014/chartex" xmlns:cx1="http://schemas.microsoft.com/office/drawing/2015/9/8/chartex" xmlns:cx2="http://schemas.microsoft.com/office/drawing/2015/10/21/chartex" xmlns:cx3="http://schemas.microsoft.com/office/drawing/2016/5/9/chartex" xmlns:cx4="http://schemas.microsoft.com/office/drawing/2016/5/10/chartex" xmlns:cx5="http://schemas.microsoft.com/office/drawing/2016/5/11/chartex" xmlns:cx6="http://schemas.microsoft.com/office/drawing/2016/5/12/chartex" xmlns:cx7="http://schemas.microsoft.com/office/drawing/2016/5/13/chartex" xmlns:cx8="http://schemas.microsoft.com/office/drawing/2016/5/14/chartex" xmlns:mc="http://schemas.openxmlformats.org/markup-compatibility/2006" xmlns:aink="http://schemas.microsoft.com/office/drawing/2016/ink" xmlns:am3d="http://schemas.microsoft.com/office/drawing/2017/model3d" xmlns:o="urn:schemas-microsoft-com:office:office" xmlns:oel="http://schemas.microsoft.com/office/2019/extlst" xmlns:r="http://schemas.openxmlformats.org/officeDocument/2006/relationships" xmlns:m="http://schemas.openxmlformats.org/officeDocument/2006/math" xmlns:v="urn:schemas-microsoft-com:vml" xmlns:wp14="http://schemas.microsoft.com/office/word/2010/wordprocessingDrawing" xmlns:wp="http://schemas.openxmlformats.org/drawingml/2006/wordprocessingDrawing" xmlns:w10="urn:schemas-microsoft-com:office:word" xmlns:w="http://schemas.openxmlformats.org/wordprocessingml/2006/main" xmlns:w14="http://schemas.microsoft.com/office/word/2010/wordml" xmlns:w15="http://schemas.microsoft.com/office/word/2012/wordml" xmlns:w16cex="http://schemas.microsoft.com/office/word/2018/wordml/cex" xmlns:w16cid="http://schemas.microsoft.com/office/word/2016/wordml/cid" xmlns:w16="http://schemas.microsoft.com/office/word/2018/wordml" xmlns:w16sdtdh="http://schemas.microsoft.com/office/word/2020/wordml/sdtdatahash" xmlns:w16se="http://schemas.microsoft.com/office/word/2015/wordml/symex" xmlns:wpg="http://schemas.microsoft.com/office/word/2010/wordprocessingGroup" xmlns:wpi="http://schemas.microsoft.com/office/word/2010/wordprocessingInk" xmlns:wne="http://schemas.microsoft.com/office/word/2006/wordml" xmlns:wps="http://schemas.microsoft.com/office/word/2010/wordprocessingShape" mc:Ignorable="w14 w15 w16se w16cid w16 w16cex w16sdtdh wp14">
+<w:footnotes xmlns:wpc="http://schemas.microsoft.com/office/word/2010/wordprocessingCanvas" xmlns:cx="http://schemas.microsoft.com/office/drawing/2014/chartex" xmlns:cx1="http://schemas.microsoft.com/office/drawing/2015/9/8/chartex" xmlns:cx2="http://schemas.microsoft.com/office/drawing/2015/10/21/chartex" xmlns:cx3="http://schemas.microsoft.com/office/drawing/2016/5/9/chartex" xmlns:cx4="http://schemas.microsoft.com/office/drawing/2016/5/10/chartex" xmlns:cx5="http://schemas.microsoft.com/office/drawing/2016/5/11/chartex" xmlns:cx6="http://schemas.microsoft.com/office/drawing/2016/5/12/chartex" xmlns:cx7="http://schemas.microsoft.com/office/drawing/2016/5/13/chartex" xmlns:cx8="http://schemas.microsoft.com/office/drawing/2016/5/14/chartex" xmlns:mc="http://schemas.openxmlformats.org/markup-compatibility/2006" xmlns:aink="http://schemas.microsoft.com/office/drawing/2016/ink" xmlns:am3d="http://schemas.microsoft.com/office/drawing/2017/model3d" xmlns:o="urn:schemas-microsoft-com:office:office" xmlns:oel="http://schemas.microsoft.com/office/2019/extlst" xmlns:r="http://schemas.openxmlformats.org/officeDocument/2006/relationships" xmlns:m="http://schemas.openxmlformats.org/officeDocument/2006/math" xmlns:v="urn:schemas-microsoft-com:vml" xmlns:wp14="http://schemas.microsoft.com/office/word/2010/wordprocessingDrawing" xmlns:wp="http://schemas.openxmlformats.org/drawingml/2006/wordprocessingDrawing" xmlns:w10="urn:schemas-microsoft-com:office:word" xmlns:w="http://schemas.openxmlformats.org/wordprocessingml/2006/main" xmlns:w14="http://schemas.microsoft.com/office/word/2010/wordml" xmlns:w15="http://schemas.microsoft.com/office/word/2012/wordml" xmlns:w16cex="http://schemas.microsoft.com/office/word/2018/wordml/cex" xmlns:w16cid="http://schemas.microsoft.com/office/word/2016/wordml/cid" xmlns:w16="http://schemas.microsoft.com/office/word/2018/wordml" xmlns:w16du="http://schemas.microsoft.com/office/word/2023/wordml/word16du" xmlns:w16sdtdh="http://schemas.microsoft.com/office/word/2020/wordml/sdtdatahash" xmlns:w16sdtfl="http://schemas.microsoft.com/office/word/2024/wordml/sdtformatlock" xmlns:w16se="http://schemas.microsoft.com/office/word/2015/wordml/symex" xmlns:wpg="http://schemas.microsoft.com/office/word/2010/wordprocessingGroup" xmlns:wpi="http://schemas.microsoft.com/office/word/2010/wordprocessingInk" xmlns:wne="http://schemas.microsoft.com/office/word/2006/wordml" xmlns:wps="http://schemas.microsoft.com/office/word/2010/wordprocessingShape" mc:Ignorable="w14 w15 w16se w16cid w16 w16cex w16sdtdh w16sdtfl w16du wp14">
   <w:footnote w:type="separator" w:id="-1">
     <w:p>
       <w:r>
@@ -10970,7 +10831,7 @@
 </file>
 
 <file path=word/numbering.xml><?xml version="1.0" encoding="utf-8"?>
-<w:numbering xmlns:wpc="http://schemas.microsoft.com/office/word/2010/wordprocessingCanvas" xmlns:cx="http://schemas.microsoft.com/office/drawing/2014/chartex" xmlns:cx1="http://schemas.microsoft.com/office/drawing/2015/9/8/chartex" xmlns:cx2="http://schemas.microsoft.com/office/drawing/2015/10/21/chartex" xmlns:cx3="http://schemas.microsoft.com/office/drawing/2016/5/9/chartex" xmlns:cx4="http://schemas.microsoft.com/office/drawing/2016/5/10/chartex" xmlns:cx5="http://schemas.microsoft.com/office/drawing/2016/5/11/chartex" xmlns:cx6="http://schemas.microsoft.com/office/drawing/2016/5/12/chartex" xmlns:cx7="http://schemas.microsoft.com/office/drawing/2016/5/13/chartex" xmlns:cx8="http://schemas.microsoft.com/office/drawing/2016/5/14/chartex" xmlns:mc="http://schemas.openxmlformats.org/markup-compatibility/2006" xmlns:aink="http://schemas.microsoft.com/office/drawing/2016/ink" xmlns:am3d="http://schemas.microsoft.com/office/drawing/2017/model3d" xmlns:o="urn:schemas-microsoft-com:office:office" xmlns:oel="http://schemas.microsoft.com/office/2019/extlst" xmlns:r="http://schemas.openxmlformats.org/officeDocument/2006/relationships" xmlns:m="http://schemas.openxmlformats.org/officeDocument/2006/math" xmlns:v="urn:schemas-microsoft-com:vml" xmlns:wp14="http://schemas.microsoft.com/office/word/2010/wordprocessingDrawing" xmlns:wp="http://schemas.openxmlformats.org/drawingml/2006/wordprocessingDrawing" xmlns:w10="urn:schemas-microsoft-com:office:word" xmlns:w="http://schemas.openxmlformats.org/wordprocessingml/2006/main" xmlns:w14="http://schemas.microsoft.com/office/word/2010/wordml" xmlns:w15="http://schemas.microsoft.com/office/word/2012/wordml" xmlns:w16cex="http://schemas.microsoft.com/office/word/2018/wordml/cex" xmlns:w16cid="http://schemas.microsoft.com/office/word/2016/wordml/cid" xmlns:w16="http://schemas.microsoft.com/office/word/2018/wordml" xmlns:w16sdtdh="http://schemas.microsoft.com/office/word/2020/wordml/sdtdatahash" xmlns:w16se="http://schemas.microsoft.com/office/word/2015/wordml/symex" xmlns:wpg="http://schemas.microsoft.com/office/word/2010/wordprocessingGroup" xmlns:wpi="http://schemas.microsoft.com/office/word/2010/wordprocessingInk" xmlns:wne="http://schemas.microsoft.com/office/word/2006/wordml" xmlns:wps="http://schemas.microsoft.com/office/word/2010/wordprocessingShape" mc:Ignorable="w14 w15 w16se w16cid w16 w16cex w16sdtdh wp14">
+<w:numbering xmlns:wpc="http://schemas.microsoft.com/office/word/2010/wordprocessingCanvas" xmlns:cx="http://schemas.microsoft.com/office/drawing/2014/chartex" xmlns:cx1="http://schemas.microsoft.com/office/drawing/2015/9/8/chartex" xmlns:cx2="http://schemas.microsoft.com/office/drawing/2015/10/21/chartex" xmlns:cx3="http://schemas.microsoft.com/office/drawing/2016/5/9/chartex" xmlns:cx4="http://schemas.microsoft.com/office/drawing/2016/5/10/chartex" xmlns:cx5="http://schemas.microsoft.com/office/drawing/2016/5/11/chartex" xmlns:cx6="http://schemas.microsoft.com/office/drawing/2016/5/12/chartex" xmlns:cx7="http://schemas.microsoft.com/office/drawing/2016/5/13/chartex" xmlns:cx8="http://schemas.microsoft.com/office/drawing/2016/5/14/chartex" xmlns:mc="http://schemas.openxmlformats.org/markup-compatibility/2006" xmlns:aink="http://schemas.microsoft.com/office/drawing/2016/ink" xmlns:am3d="http://schemas.microsoft.com/office/drawing/2017/model3d" xmlns:o="urn:schemas-microsoft-com:office:office" xmlns:oel="http://schemas.microsoft.com/office/2019/extlst" xmlns:r="http://schemas.openxmlformats.org/officeDocument/2006/relationships" xmlns:m="http://schemas.openxmlformats.org/officeDocument/2006/math" xmlns:v="urn:schemas-microsoft-com:vml" xmlns:wp14="http://schemas.microsoft.com/office/word/2010/wordprocessingDrawing" xmlns:wp="http://schemas.openxmlformats.org/drawingml/2006/wordprocessingDrawing" xmlns:w10="urn:schemas-microsoft-com:office:word" xmlns:w="http://schemas.openxmlformats.org/wordprocessingml/2006/main" xmlns:w14="http://schemas.microsoft.com/office/word/2010/wordml" xmlns:w15="http://schemas.microsoft.com/office/word/2012/wordml" xmlns:w16cex="http://schemas.microsoft.com/office/word/2018/wordml/cex" xmlns:w16cid="http://schemas.microsoft.com/office/word/2016/wordml/cid" xmlns:w16="http://schemas.microsoft.com/office/word/2018/wordml" xmlns:w16du="http://schemas.microsoft.com/office/word/2023/wordml/word16du" xmlns:w16sdtdh="http://schemas.microsoft.com/office/word/2020/wordml/sdtdatahash" xmlns:w16sdtfl="http://schemas.microsoft.com/office/word/2024/wordml/sdtformatlock" xmlns:w16se="http://schemas.microsoft.com/office/word/2015/wordml/symex" xmlns:wpg="http://schemas.microsoft.com/office/word/2010/wordprocessingGroup" xmlns:wpi="http://schemas.microsoft.com/office/word/2010/wordprocessingInk" xmlns:wne="http://schemas.microsoft.com/office/word/2006/wordml" xmlns:wps="http://schemas.microsoft.com/office/word/2010/wordprocessingShape" mc:Ignorable="w14 w15 w16se w16cid w16 w16cex w16sdtdh w16sdtfl w16du wp14">
   <w:abstractNum w:abstractNumId="0" w15:restartNumberingAfterBreak="0">
     <w:nsid w:val="03977046"/>
     <w:multiLevelType w:val="hybridMultilevel"/>
@@ -13502,7 +13363,7 @@
 </file>
 
 <file path=word/styles.xml><?xml version="1.0" encoding="utf-8"?>
-<w:styles xmlns:mc="http://schemas.openxmlformats.org/markup-compatibility/2006" xmlns:r="http://schemas.openxmlformats.org/officeDocument/2006/relationships" xmlns:w="http://schemas.openxmlformats.org/wordprocessingml/2006/main" xmlns:w14="http://schemas.microsoft.com/office/word/2010/wordml" xmlns:w15="http://schemas.microsoft.com/office/word/2012/wordml" xmlns:w16cex="http://schemas.microsoft.com/office/word/2018/wordml/cex" xmlns:w16cid="http://schemas.microsoft.com/office/word/2016/wordml/cid" xmlns:w16="http://schemas.microsoft.com/office/word/2018/wordml" xmlns:w16sdtdh="http://schemas.microsoft.com/office/word/2020/wordml/sdtdatahash" xmlns:w16se="http://schemas.microsoft.com/office/word/2015/wordml/symex" mc:Ignorable="w14 w15 w16se w16cid w16 w16cex w16sdtdh">
+<w:styles xmlns:mc="http://schemas.openxmlformats.org/markup-compatibility/2006" xmlns:r="http://schemas.openxmlformats.org/officeDocument/2006/relationships" xmlns:w="http://schemas.openxmlformats.org/wordprocessingml/2006/main" xmlns:w14="http://schemas.microsoft.com/office/word/2010/wordml" xmlns:w15="http://schemas.microsoft.com/office/word/2012/wordml" xmlns:w16cex="http://schemas.microsoft.com/office/word/2018/wordml/cex" xmlns:w16cid="http://schemas.microsoft.com/office/word/2016/wordml/cid" xmlns:w16="http://schemas.microsoft.com/office/word/2018/wordml" xmlns:w16du="http://schemas.microsoft.com/office/word/2023/wordml/word16du" xmlns:w16sdtdh="http://schemas.microsoft.com/office/word/2020/wordml/sdtdatahash" xmlns:w16sdtfl="http://schemas.microsoft.com/office/word/2024/wordml/sdtformatlock" xmlns:w16se="http://schemas.microsoft.com/office/word/2015/wordml/symex" mc:Ignorable="w14 w15 w16se w16cid w16 w16cex w16sdtdh w16sdtfl w16du">
   <w:docDefaults>
     <w:rPrDefault>
       <w:rPr>
@@ -15289,181 +15150,10 @@
 <b:Sources xmlns:b="http://schemas.openxmlformats.org/officeDocument/2006/bibliography" xmlns="http://schemas.openxmlformats.org/officeDocument/2006/bibliography" SelectedStyle="\APASixthEditionOfficeOnline.xsl" StyleName="APA" Version="6"/>
 </file>
 
-<file path=customXml/item2.xml><?xml version="1.0" encoding="utf-8"?>
-<ct:contentTypeSchema xmlns:ct="http://schemas.microsoft.com/office/2006/metadata/contentType" xmlns:ma="http://schemas.microsoft.com/office/2006/metadata/properties/metaAttributes" ct:_="" ma:_="" ma:contentTypeName="ドキュメント" ma:contentTypeID="0x010100D4BA49431D4D9249A6509499E059C03E" ma:contentTypeVersion="4" ma:contentTypeDescription="新しいドキュメントを作成します。" ma:contentTypeScope="" ma:versionID="b4ab603acd520aec003329a8cc5e5a3c">
-  <xsd:schema xmlns:xsd="http://www.w3.org/2001/XMLSchema" xmlns:xs="http://www.w3.org/2001/XMLSchema" xmlns:p="http://schemas.microsoft.com/office/2006/metadata/properties" xmlns:ns2="b8676f7c-cd37-452c-a4f6-258f9e9fd2a4" targetNamespace="http://schemas.microsoft.com/office/2006/metadata/properties" ma:root="true" ma:fieldsID="2731dd5c1c8e876b3faee75002f54a14" ns2:_="">
-    <xsd:import namespace="b8676f7c-cd37-452c-a4f6-258f9e9fd2a4"/>
-    <xsd:element name="properties">
-      <xsd:complexType>
-        <xsd:sequence>
-          <xsd:element name="documentManagement">
-            <xsd:complexType>
-              <xsd:all>
-                <xsd:element ref="ns2:MediaServiceMetadata" minOccurs="0"/>
-                <xsd:element ref="ns2:MediaServiceFastMetadata" minOccurs="0"/>
-                <xsd:element ref="ns2:MediaServiceSearchProperties" minOccurs="0"/>
-                <xsd:element ref="ns2:MediaServiceObjectDetectorVersions" minOccurs="0"/>
-              </xsd:all>
-            </xsd:complexType>
-          </xsd:element>
-        </xsd:sequence>
-      </xsd:complexType>
-    </xsd:element>
-  </xsd:schema>
-  <xsd:schema xmlns:xsd="http://www.w3.org/2001/XMLSchema" xmlns:xs="http://www.w3.org/2001/XMLSchema" xmlns:dms="http://schemas.microsoft.com/office/2006/documentManagement/types" xmlns:pc="http://schemas.microsoft.com/office/infopath/2007/PartnerControls" targetNamespace="b8676f7c-cd37-452c-a4f6-258f9e9fd2a4" elementFormDefault="qualified">
-    <xsd:import namespace="http://schemas.microsoft.com/office/2006/documentManagement/types"/>
-    <xsd:import namespace="http://schemas.microsoft.com/office/infopath/2007/PartnerControls"/>
-    <xsd:element name="MediaServiceMetadata" ma:index="8" nillable="true" ma:displayName="MediaServiceMetadata" ma:hidden="true" ma:internalName="MediaServiceMetadata" ma:readOnly="true">
-      <xsd:simpleType>
-        <xsd:restriction base="dms:Note"/>
-      </xsd:simpleType>
-    </xsd:element>
-    <xsd:element name="MediaServiceFastMetadata" ma:index="9" nillable="true" ma:displayName="MediaServiceFastMetadata" ma:hidden="true" ma:internalName="MediaServiceFastMetadata" ma:readOnly="true">
-      <xsd:simpleType>
-        <xsd:restriction base="dms:Note"/>
-      </xsd:simpleType>
-    </xsd:element>
-    <xsd:element name="MediaServiceSearchProperties" ma:index="10" nillable="true" ma:displayName="MediaServiceSearchProperties" ma:hidden="true" ma:internalName="MediaServiceSearchProperties" ma:readOnly="true">
-      <xsd:simpleType>
-        <xsd:restriction base="dms:Note"/>
-      </xsd:simpleType>
-    </xsd:element>
-    <xsd:element name="MediaServiceObjectDetectorVersions" ma:index="11" nillable="true" ma:displayName="MediaServiceObjectDetectorVersions" ma:hidden="true" ma:indexed="true" ma:internalName="MediaServiceObjectDetectorVersions" ma:readOnly="true">
-      <xsd:simpleType>
-        <xsd:restriction base="dms:Text"/>
-      </xsd:simpleType>
-    </xsd:element>
-  </xsd:schema>
-  <xsd:schema xmlns="http://schemas.openxmlformats.org/package/2006/metadata/core-properties" xmlns:xsd="http://www.w3.org/2001/XMLSchema" xmlns:xsi="http://www.w3.org/2001/XMLSchema-instance" xmlns:dc="http://purl.org/dc/elements/1.1/" xmlns:dcterms="http://purl.org/dc/terms/" xmlns:odoc="http://schemas.microsoft.com/internal/obd" targetNamespace="http://schemas.openxmlformats.org/package/2006/metadata/core-properties" elementFormDefault="qualified" attributeFormDefault="unqualified" blockDefault="#all">
-    <xsd:import namespace="http://purl.org/dc/elements/1.1/" schemaLocation="http://dublincore.org/schemas/xmls/qdc/2003/04/02/dc.xsd"/>
-    <xsd:import namespace="http://purl.org/dc/terms/" schemaLocation="http://dublincore.org/schemas/xmls/qdc/2003/04/02/dcterms.xsd"/>
-    <xsd:element name="coreProperties" type="CT_coreProperties"/>
-    <xsd:complexType name="CT_coreProperties">
-      <xsd:all>
-        <xsd:element ref="dc:creator" minOccurs="0" maxOccurs="1"/>
-        <xsd:element ref="dcterms:created" minOccurs="0" maxOccurs="1"/>
-        <xsd:element ref="dc:identifier" minOccurs="0" maxOccurs="1"/>
-        <xsd:element name="contentType" minOccurs="0" maxOccurs="1" type="xsd:string" ma:index="0" ma:displayName="コンテンツ タイプ"/>
-        <xsd:element ref="dc:title" minOccurs="0" maxOccurs="1" ma:index="4" ma:displayName="タイトル"/>
-        <xsd:element ref="dc:subject" minOccurs="0" maxOccurs="1"/>
-        <xsd:element ref="dc:description" minOccurs="0" maxOccurs="1"/>
-        <xsd:element name="keywords" minOccurs="0" maxOccurs="1" type="xsd:string"/>
-        <xsd:element ref="dc:language" minOccurs="0" maxOccurs="1"/>
-        <xsd:element name="category" minOccurs="0" maxOccurs="1" type="xsd:string"/>
-        <xsd:element name="version" minOccurs="0" maxOccurs="1" type="xsd:string"/>
-        <xsd:element name="revision" minOccurs="0" maxOccurs="1" type="xsd:string">
-          <xsd:annotation>
-            <xsd:documentation>
-                        This value indicates the number of saves or revisions. The application is responsible for updating this value after each revision.
-                    </xsd:documentation>
-          </xsd:annotation>
-        </xsd:element>
-        <xsd:element name="lastModifiedBy" minOccurs="0" maxOccurs="1" type="xsd:string"/>
-        <xsd:element ref="dcterms:modified" minOccurs="0" maxOccurs="1"/>
-        <xsd:element name="contentStatus" minOccurs="0" maxOccurs="1" type="xsd:string"/>
-      </xsd:all>
-    </xsd:complexType>
-  </xsd:schema>
-  <xs:schema xmlns:pc="http://schemas.microsoft.com/office/infopath/2007/PartnerControls" xmlns:xs="http://www.w3.org/2001/XMLSchema" targetNamespace="http://schemas.microsoft.com/office/infopath/2007/PartnerControls" elementFormDefault="qualified" attributeFormDefault="unqualified">
-    <xs:element name="Person">
-      <xs:complexType>
-        <xs:sequence>
-          <xs:element ref="pc:DisplayName" minOccurs="0"/>
-          <xs:element ref="pc:AccountId" minOccurs="0"/>
-          <xs:element ref="pc:AccountType" minOccurs="0"/>
-        </xs:sequence>
-      </xs:complexType>
-    </xs:element>
-    <xs:element name="DisplayName" type="xs:string"/>
-    <xs:element name="AccountId" type="xs:string"/>
-    <xs:element name="AccountType" type="xs:string"/>
-    <xs:element name="BDCAssociatedEntity">
-      <xs:complexType>
-        <xs:sequence>
-          <xs:element ref="pc:BDCEntity" minOccurs="0" maxOccurs="unbounded"/>
-        </xs:sequence>
-        <xs:attribute ref="pc:EntityNamespace"/>
-        <xs:attribute ref="pc:EntityName"/>
-        <xs:attribute ref="pc:SystemInstanceName"/>
-        <xs:attribute ref="pc:AssociationName"/>
-      </xs:complexType>
-    </xs:element>
-    <xs:attribute name="EntityNamespace" type="xs:string"/>
-    <xs:attribute name="EntityName" type="xs:string"/>
-    <xs:attribute name="SystemInstanceName" type="xs:string"/>
-    <xs:attribute name="AssociationName" type="xs:string"/>
-    <xs:element name="BDCEntity">
-      <xs:complexType>
-        <xs:sequence>
-          <xs:element ref="pc:EntityDisplayName" minOccurs="0"/>
-          <xs:element ref="pc:EntityInstanceReference" minOccurs="0"/>
-          <xs:element ref="pc:EntityId1" minOccurs="0"/>
-          <xs:element ref="pc:EntityId2" minOccurs="0"/>
-          <xs:element ref="pc:EntityId3" minOccurs="0"/>
-          <xs:element ref="pc:EntityId4" minOccurs="0"/>
-          <xs:element ref="pc:EntityId5" minOccurs="0"/>
-        </xs:sequence>
-      </xs:complexType>
-    </xs:element>
-    <xs:element name="EntityDisplayName" type="xs:string"/>
-    <xs:element name="EntityInstanceReference" type="xs:string"/>
-    <xs:element name="EntityId1" type="xs:string"/>
-    <xs:element name="EntityId2" type="xs:string"/>
-    <xs:element name="EntityId3" type="xs:string"/>
-    <xs:element name="EntityId4" type="xs:string"/>
-    <xs:element name="EntityId5" type="xs:string"/>
-    <xs:element name="Terms">
-      <xs:complexType>
-        <xs:sequence>
-          <xs:element ref="pc:TermInfo" minOccurs="0" maxOccurs="unbounded"/>
-        </xs:sequence>
-      </xs:complexType>
-    </xs:element>
-    <xs:element name="TermInfo">
-      <xs:complexType>
-        <xs:sequence>
-          <xs:element ref="pc:TermName" minOccurs="0"/>
-          <xs:element ref="pc:TermId" minOccurs="0"/>
-        </xs:sequence>
-      </xs:complexType>
-    </xs:element>
-    <xs:element name="TermName" type="xs:string"/>
-    <xs:element name="TermId" type="xs:string"/>
-  </xs:schema>
-</ct:contentTypeSchema>
-</file>
-
-<file path=customXml/item3.xml><?xml version="1.0" encoding="utf-8"?>
-<?mso-contentType ?>
-<FormTemplates xmlns="http://schemas.microsoft.com/sharepoint/v3/contenttype/forms">
-  <Display>DocumentLibraryForm</Display>
-  <Edit>DocumentLibraryForm</Edit>
-  <New>DocumentLibraryForm</New>
-</FormTemplates>
-</file>
-
-<file path=customXml/item4.xml><?xml version="1.0" encoding="utf-8"?>
-<p:properties xmlns:p="http://schemas.microsoft.com/office/2006/metadata/properties" xmlns:xsi="http://www.w3.org/2001/XMLSchema-instance" xmlns:pc="http://schemas.microsoft.com/office/infopath/2007/PartnerControls">
-  <documentManagement/>
-</p:properties>
-</file>
-
 <file path=customXml/itemProps1.xml><?xml version="1.0" encoding="utf-8"?>
 <ds:datastoreItem xmlns:ds="http://schemas.openxmlformats.org/officeDocument/2006/customXml" ds:itemID="{E298A930-9789-43F1-86A9-1A5009C1042B}">
   <ds:schemaRefs>
     <ds:schemaRef ds:uri="http://schemas.openxmlformats.org/officeDocument/2006/bibliography"/>
   </ds:schemaRefs>
 </ds:datastoreItem>
-</file>
-
-<file path=customXml/itemProps2.xml><?xml version="1.0" encoding="utf-8"?>
-<ds:datastoreItem xmlns:ds="http://schemas.openxmlformats.org/officeDocument/2006/customXml" ds:itemID="{748E2CBB-8FA7-4EE2-A186-8B1064C6C2C4}"/>
-</file>
-
-<file path=customXml/itemProps3.xml><?xml version="1.0" encoding="utf-8"?>
-<ds:datastoreItem xmlns:ds="http://schemas.openxmlformats.org/officeDocument/2006/customXml" ds:itemID="{06C81B2A-108A-457C-AD18-C5F7F5C19FE0}"/>
-</file>
-
-<file path=customXml/itemProps4.xml><?xml version="1.0" encoding="utf-8"?>
-<ds:datastoreItem xmlns:ds="http://schemas.openxmlformats.org/officeDocument/2006/customXml" ds:itemID="{55955726-96C4-43D6-838C-F9925FFD1FFE}"/>
 </file>